--- a/data/03_investment_memo/investment_memo_21.docx
+++ b/data/03_investment_memo/investment_memo_21.docx
@@ -21,31 +21,22 @@
     <w:p>
       <w:r>
         <w:br/>
-        <w:t>风险管理部认为，医疗科技 行业仍然面临若干</w:t>
+        <w:t>创联世纪信息有限公司 是中国 云计算 行业的重要企业之一。</w:t>
         <w:br/>
-        <w:t>不确定性因素，包括技术迭代风险、政策变化、</w:t>
+        <w:t>根据华辰资本 投资委员会 的研究，该公司成立于 2005 年，</w:t>
         <w:br/>
-        <w:t>以及市场竞争加剧等问题。</w:t>
+        <w:t>目前员工规模约 3637 人。公司近年来持续加大研发投入，</w:t>
+        <w:br/>
+        <w:t>在核心技术方面形成了较强的竞争壁垒。</w:t>
         <w:br/>
       </w:r>
     </w:p>
     <w:p>
       <w:r>
         <w:br/>
-        <w:t>根据内部财务模型测算，东方峻景传媒有限公司 在未来三年</w:t>
+        <w:t>华辰资本旗下的 HC Alpha Growth Fund 在最近的资产配置会议中</w:t>
         <w:br/>
-        <w:t>收入复合增长率预计可达到 23% 左右。</w:t>
-        <w:br/>
-        <w:t>该预测基于行业需求增长以及公司产能扩张计划。</w:t>
-        <w:br/>
-      </w:r>
-    </w:p>
-    <w:p>
-      <w:r>
-        <w:br/>
-        <w:t>华辰资本旗下的 HC Global Macro Fund 在最近的资产配置会议中</w:t>
-        <w:br/>
-        <w:t>讨论了 机器人 行业的投资机会，并对 新宇龙信息传媒有限公司</w:t>
+        <w:t>讨论了 云计算 行业的投资机会，并对 艾提科信科技有限公司</w:t>
         <w:br/>
         <w:t>进行了重点评估。</w:t>
         <w:br/>
@@ -54,33 +45,11 @@
     <w:p>
       <w:r>
         <w:br/>
-        <w:t>从产业链角度看，新能源 行业主要由上游设备厂商、</w:t>
+        <w:t>方正科技信息有限公司 是中国 消费科技 行业的重要企业之一。</w:t>
         <w:br/>
-        <w:t>中游平台企业以及下游应用厂商组成。</w:t>
+        <w:t>根据华辰资本 风险管理部 的研究，该公司成立于 2006 年，</w:t>
         <w:br/>
-        <w:t>昊嘉网络有限公司 主要位于产业链的 上游 环节。</w:t>
-        <w:br/>
-      </w:r>
-    </w:p>
-    <w:p>
-      <w:r>
-        <w:br/>
-        <w:t>从产业链角度看，人工智能 行业主要由上游设备厂商、</w:t>
-        <w:br/>
-        <w:t>中游平台企业以及下游应用厂商组成。</w:t>
-        <w:br/>
-        <w:t>和泰科技有限公司 主要位于产业链的 上游 环节。</w:t>
-        <w:br/>
-      </w:r>
-    </w:p>
-    <w:p>
-      <w:r>
-        <w:br/>
-        <w:t>立信电子网络有限公司 是中国 云计算 行业的重要企业之一。</w:t>
-        <w:br/>
-        <w:t>根据华辰资本 投资委员会 的研究，该公司成立于 2009 年，</w:t>
-        <w:br/>
-        <w:t>目前员工规模约 5145 人。公司近年来持续加大研发投入，</w:t>
+        <w:t>目前员工规模约 4942 人。公司近年来持续加大研发投入，</w:t>
         <w:br/>
         <w:t>在核心技术方面形成了较强的竞争壁垒。</w:t>
         <w:br/>
@@ -89,2301 +58,11 @@
     <w:p>
       <w:r>
         <w:br/>
-        <w:t>富罳信息有限公司 是中国 医疗科技 行业的重要企业之一。</w:t>
+        <w:t>天开科技有限公司 是中国 消费科技 行业的重要企业之一。</w:t>
         <w:br/>
-        <w:t>根据华辰资本 投资策略部 的研究，该公司成立于 2018 年，</w:t>
+        <w:t>根据华辰资本 量化研究部 的研究，该公司成立于 2010 年，</w:t>
         <w:br/>
-        <w:t>目前员工规模约 2035 人。公司近年来持续加大研发投入，</w:t>
-        <w:br/>
-        <w:t>在核心技术方面形成了较强的竞争壁垒。</w:t>
-        <w:br/>
-      </w:r>
-    </w:p>
-    <w:p>
-      <w:r>
-        <w:br/>
-        <w:t>华辰资本旗下的 HC Global Macro Fund 在最近的资产配置会议中</w:t>
-        <w:br/>
-        <w:t>讨论了 医疗科技 行业的投资机会，并对 富罳信息有限公司</w:t>
-        <w:br/>
-        <w:t>进行了重点评估。</w:t>
-        <w:br/>
-      </w:r>
-    </w:p>
-    <w:tbl>
-      <w:tblPr>
-        <w:tblW w:type="auto" w:w="0"/>
-        <w:tblLook w:firstColumn="1" w:firstRow="1" w:lastColumn="0" w:lastRow="0" w:noHBand="0" w:noVBand="1" w:val="04A0"/>
-      </w:tblPr>
-      <w:tblGrid>
-        <w:gridCol w:w="2160"/>
-        <w:gridCol w:w="2160"/>
-        <w:gridCol w:w="2160"/>
-        <w:gridCol w:w="2160"/>
-      </w:tblGrid>
-      <w:tr>
-        <w:tc>
-          <w:tcPr>
-            <w:tcW w:type="dxa" w:w="2160"/>
-          </w:tcPr>
-          <w:p>
-            <w:r>
-              <w:t>公司</w:t>
-            </w:r>
-          </w:p>
-        </w:tc>
-        <w:tc>
-          <w:tcPr>
-            <w:tcW w:type="dxa" w:w="2160"/>
-          </w:tcPr>
-          <w:p>
-            <w:r>
-              <w:t>行业</w:t>
-            </w:r>
-          </w:p>
-        </w:tc>
-        <w:tc>
-          <w:tcPr>
-            <w:tcW w:type="dxa" w:w="2160"/>
-          </w:tcPr>
-          <w:p>
-            <w:r>
-              <w:t>市值</w:t>
-            </w:r>
-          </w:p>
-        </w:tc>
-        <w:tc>
-          <w:tcPr>
-            <w:tcW w:type="dxa" w:w="2160"/>
-          </w:tcPr>
-          <w:p>
-            <w:r>
-              <w:t>增长率</w:t>
-            </w:r>
-          </w:p>
-        </w:tc>
-      </w:tr>
-      <w:tr>
-        <w:tc>
-          <w:tcPr>
-            <w:tcW w:type="dxa" w:w="2160"/>
-          </w:tcPr>
-          <w:p>
-            <w:r>
-              <w:t>东方峻景网络有限公司</w:t>
-            </w:r>
-          </w:p>
-        </w:tc>
-        <w:tc>
-          <w:tcPr>
-            <w:tcW w:type="dxa" w:w="2160"/>
-          </w:tcPr>
-          <w:p>
-            <w:r>
-              <w:t>机器人</w:t>
-            </w:r>
-          </w:p>
-        </w:tc>
-        <w:tc>
-          <w:tcPr>
-            <w:tcW w:type="dxa" w:w="2160"/>
-          </w:tcPr>
-          <w:p>
-            <w:r>
-              <w:t>176亿</w:t>
-            </w:r>
-          </w:p>
-        </w:tc>
-        <w:tc>
-          <w:tcPr>
-            <w:tcW w:type="dxa" w:w="2160"/>
-          </w:tcPr>
-          <w:p>
-            <w:r>
-              <w:t>13%</w:t>
-            </w:r>
-          </w:p>
-        </w:tc>
-      </w:tr>
-      <w:tr>
-        <w:tc>
-          <w:tcPr>
-            <w:tcW w:type="dxa" w:w="2160"/>
-          </w:tcPr>
-          <w:p>
-            <w:r>
-              <w:t>立信电子网络有限公司</w:t>
-            </w:r>
-          </w:p>
-        </w:tc>
-        <w:tc>
-          <w:tcPr>
-            <w:tcW w:type="dxa" w:w="2160"/>
-          </w:tcPr>
-          <w:p>
-            <w:r>
-              <w:t>云计算</w:t>
-            </w:r>
-          </w:p>
-        </w:tc>
-        <w:tc>
-          <w:tcPr>
-            <w:tcW w:type="dxa" w:w="2160"/>
-          </w:tcPr>
-          <w:p>
-            <w:r>
-              <w:t>529亿</w:t>
-            </w:r>
-          </w:p>
-        </w:tc>
-        <w:tc>
-          <w:tcPr>
-            <w:tcW w:type="dxa" w:w="2160"/>
-          </w:tcPr>
-          <w:p>
-            <w:r>
-              <w:t>25%</w:t>
-            </w:r>
-          </w:p>
-        </w:tc>
-      </w:tr>
-      <w:tr>
-        <w:tc>
-          <w:tcPr>
-            <w:tcW w:type="dxa" w:w="2160"/>
-          </w:tcPr>
-          <w:p>
-            <w:r>
-              <w:t>国讯网络有限公司</w:t>
-            </w:r>
-          </w:p>
-        </w:tc>
-        <w:tc>
-          <w:tcPr>
-            <w:tcW w:type="dxa" w:w="2160"/>
-          </w:tcPr>
-          <w:p>
-            <w:r>
-              <w:t>云计算</w:t>
-            </w:r>
-          </w:p>
-        </w:tc>
-        <w:tc>
-          <w:tcPr>
-            <w:tcW w:type="dxa" w:w="2160"/>
-          </w:tcPr>
-          <w:p>
-            <w:r>
-              <w:t>669亿</w:t>
-            </w:r>
-          </w:p>
-        </w:tc>
-        <w:tc>
-          <w:tcPr>
-            <w:tcW w:type="dxa" w:w="2160"/>
-          </w:tcPr>
-          <w:p>
-            <w:r>
-              <w:t>15%</w:t>
-            </w:r>
-          </w:p>
-        </w:tc>
-      </w:tr>
-      <w:tr>
-        <w:tc>
-          <w:tcPr>
-            <w:tcW w:type="dxa" w:w="2160"/>
-          </w:tcPr>
-          <w:p>
-            <w:r>
-              <w:t>迪摩科技有限公司</w:t>
-            </w:r>
-          </w:p>
-        </w:tc>
-        <w:tc>
-          <w:tcPr>
-            <w:tcW w:type="dxa" w:w="2160"/>
-          </w:tcPr>
-          <w:p>
-            <w:r>
-              <w:t>人工智能</w:t>
-            </w:r>
-          </w:p>
-        </w:tc>
-        <w:tc>
-          <w:tcPr>
-            <w:tcW w:type="dxa" w:w="2160"/>
-          </w:tcPr>
-          <w:p>
-            <w:r>
-              <w:t>315亿</w:t>
-            </w:r>
-          </w:p>
-        </w:tc>
-        <w:tc>
-          <w:tcPr>
-            <w:tcW w:type="dxa" w:w="2160"/>
-          </w:tcPr>
-          <w:p>
-            <w:r>
-              <w:t>14%</w:t>
-            </w:r>
-          </w:p>
-        </w:tc>
-      </w:tr>
-      <w:tr>
-        <w:tc>
-          <w:tcPr>
-            <w:tcW w:type="dxa" w:w="2160"/>
-          </w:tcPr>
-          <w:p>
-            <w:r>
-              <w:t>万迅电脑网络有限公司</w:t>
-            </w:r>
-          </w:p>
-        </w:tc>
-        <w:tc>
-          <w:tcPr>
-            <w:tcW w:type="dxa" w:w="2160"/>
-          </w:tcPr>
-          <w:p>
-            <w:r>
-              <w:t>半导体</w:t>
-            </w:r>
-          </w:p>
-        </w:tc>
-        <w:tc>
-          <w:tcPr>
-            <w:tcW w:type="dxa" w:w="2160"/>
-          </w:tcPr>
-          <w:p>
-            <w:r>
-              <w:t>795亿</w:t>
-            </w:r>
-          </w:p>
-        </w:tc>
-        <w:tc>
-          <w:tcPr>
-            <w:tcW w:type="dxa" w:w="2160"/>
-          </w:tcPr>
-          <w:p>
-            <w:r>
-              <w:t>22%</w:t>
-            </w:r>
-          </w:p>
-        </w:tc>
-      </w:tr>
-      <w:tr>
-        <w:tc>
-          <w:tcPr>
-            <w:tcW w:type="dxa" w:w="2160"/>
-          </w:tcPr>
-          <w:p>
-            <w:r>
-              <w:t>创亿信息有限公司</w:t>
-            </w:r>
-          </w:p>
-        </w:tc>
-        <w:tc>
-          <w:tcPr>
-            <w:tcW w:type="dxa" w:w="2160"/>
-          </w:tcPr>
-          <w:p>
-            <w:r>
-              <w:t>医疗科技</w:t>
-            </w:r>
-          </w:p>
-        </w:tc>
-        <w:tc>
-          <w:tcPr>
-            <w:tcW w:type="dxa" w:w="2160"/>
-          </w:tcPr>
-          <w:p>
-            <w:r>
-              <w:t>275亿</w:t>
-            </w:r>
-          </w:p>
-        </w:tc>
-        <w:tc>
-          <w:tcPr>
-            <w:tcW w:type="dxa" w:w="2160"/>
-          </w:tcPr>
-          <w:p>
-            <w:r>
-              <w:t>28%</w:t>
-            </w:r>
-          </w:p>
-        </w:tc>
-      </w:tr>
-      <w:tr>
-        <w:tc>
-          <w:tcPr>
-            <w:tcW w:type="dxa" w:w="2160"/>
-          </w:tcPr>
-          <w:p>
-            <w:r>
-              <w:t>银嘉信息有限公司</w:t>
-            </w:r>
-          </w:p>
-        </w:tc>
-        <w:tc>
-          <w:tcPr>
-            <w:tcW w:type="dxa" w:w="2160"/>
-          </w:tcPr>
-          <w:p>
-            <w:r>
-              <w:t>消费科技</w:t>
-            </w:r>
-          </w:p>
-        </w:tc>
-        <w:tc>
-          <w:tcPr>
-            <w:tcW w:type="dxa" w:w="2160"/>
-          </w:tcPr>
-          <w:p>
-            <w:r>
-              <w:t>473亿</w:t>
-            </w:r>
-          </w:p>
-        </w:tc>
-        <w:tc>
-          <w:tcPr>
-            <w:tcW w:type="dxa" w:w="2160"/>
-          </w:tcPr>
-          <w:p>
-            <w:r>
-              <w:t>6%</w:t>
-            </w:r>
-          </w:p>
-        </w:tc>
-      </w:tr>
-      <w:tr>
-        <w:tc>
-          <w:tcPr>
-            <w:tcW w:type="dxa" w:w="2160"/>
-          </w:tcPr>
-          <w:p>
-            <w:r>
-              <w:t>济南亿次元网络有限公司</w:t>
-            </w:r>
-          </w:p>
-        </w:tc>
-        <w:tc>
-          <w:tcPr>
-            <w:tcW w:type="dxa" w:w="2160"/>
-          </w:tcPr>
-          <w:p>
-            <w:r>
-              <w:t>机器人</w:t>
-            </w:r>
-          </w:p>
-        </w:tc>
-        <w:tc>
-          <w:tcPr>
-            <w:tcW w:type="dxa" w:w="2160"/>
-          </w:tcPr>
-          <w:p>
-            <w:r>
-              <w:t>645亿</w:t>
-            </w:r>
-          </w:p>
-        </w:tc>
-        <w:tc>
-          <w:tcPr>
-            <w:tcW w:type="dxa" w:w="2160"/>
-          </w:tcPr>
-          <w:p>
-            <w:r>
-              <w:t>27%</w:t>
-            </w:r>
-          </w:p>
-        </w:tc>
-      </w:tr>
-      <w:tr>
-        <w:tc>
-          <w:tcPr>
-            <w:tcW w:type="dxa" w:w="2160"/>
-          </w:tcPr>
-          <w:p>
-            <w:r>
-              <w:t>万迅电脑网络有限公司</w:t>
-            </w:r>
-          </w:p>
-        </w:tc>
-        <w:tc>
-          <w:tcPr>
-            <w:tcW w:type="dxa" w:w="2160"/>
-          </w:tcPr>
-          <w:p>
-            <w:r>
-              <w:t>半导体</w:t>
-            </w:r>
-          </w:p>
-        </w:tc>
-        <w:tc>
-          <w:tcPr>
-            <w:tcW w:type="dxa" w:w="2160"/>
-          </w:tcPr>
-          <w:p>
-            <w:r>
-              <w:t>329亿</w:t>
-            </w:r>
-          </w:p>
-        </w:tc>
-        <w:tc>
-          <w:tcPr>
-            <w:tcW w:type="dxa" w:w="2160"/>
-          </w:tcPr>
-          <w:p>
-            <w:r>
-              <w:t>30%</w:t>
-            </w:r>
-          </w:p>
-        </w:tc>
-      </w:tr>
-      <w:tr>
-        <w:tc>
-          <w:tcPr>
-            <w:tcW w:type="dxa" w:w="2160"/>
-          </w:tcPr>
-          <w:p>
-            <w:r>
-              <w:t>快讯网络有限公司</w:t>
-            </w:r>
-          </w:p>
-        </w:tc>
-        <w:tc>
-          <w:tcPr>
-            <w:tcW w:type="dxa" w:w="2160"/>
-          </w:tcPr>
-          <w:p>
-            <w:r>
-              <w:t>新能源</w:t>
-            </w:r>
-          </w:p>
-        </w:tc>
-        <w:tc>
-          <w:tcPr>
-            <w:tcW w:type="dxa" w:w="2160"/>
-          </w:tcPr>
-          <w:p>
-            <w:r>
-              <w:t>269亿</w:t>
-            </w:r>
-          </w:p>
-        </w:tc>
-        <w:tc>
-          <w:tcPr>
-            <w:tcW w:type="dxa" w:w="2160"/>
-          </w:tcPr>
-          <w:p>
-            <w:r>
-              <w:t>24%</w:t>
-            </w:r>
-          </w:p>
-        </w:tc>
-      </w:tr>
-      <w:tr>
-        <w:tc>
-          <w:tcPr>
-            <w:tcW w:type="dxa" w:w="2160"/>
-          </w:tcPr>
-          <w:p>
-            <w:r>
-              <w:t>飞利信科技有限公司</w:t>
-            </w:r>
-          </w:p>
-        </w:tc>
-        <w:tc>
-          <w:tcPr>
-            <w:tcW w:type="dxa" w:w="2160"/>
-          </w:tcPr>
-          <w:p>
-            <w:r>
-              <w:t>新能源</w:t>
-            </w:r>
-          </w:p>
-        </w:tc>
-        <w:tc>
-          <w:tcPr>
-            <w:tcW w:type="dxa" w:w="2160"/>
-          </w:tcPr>
-          <w:p>
-            <w:r>
-              <w:t>189亿</w:t>
-            </w:r>
-          </w:p>
-        </w:tc>
-        <w:tc>
-          <w:tcPr>
-            <w:tcW w:type="dxa" w:w="2160"/>
-          </w:tcPr>
-          <w:p>
-            <w:r>
-              <w:t>28%</w:t>
-            </w:r>
-          </w:p>
-        </w:tc>
-      </w:tr>
-      <w:tr>
-        <w:tc>
-          <w:tcPr>
-            <w:tcW w:type="dxa" w:w="2160"/>
-          </w:tcPr>
-          <w:p>
-            <w:r>
-              <w:t>雨林木风计算机网络有限公司</w:t>
-            </w:r>
-          </w:p>
-        </w:tc>
-        <w:tc>
-          <w:tcPr>
-            <w:tcW w:type="dxa" w:w="2160"/>
-          </w:tcPr>
-          <w:p>
-            <w:r>
-              <w:t>医疗科技</w:t>
-            </w:r>
-          </w:p>
-        </w:tc>
-        <w:tc>
-          <w:tcPr>
-            <w:tcW w:type="dxa" w:w="2160"/>
-          </w:tcPr>
-          <w:p>
-            <w:r>
-              <w:t>603亿</w:t>
-            </w:r>
-          </w:p>
-        </w:tc>
-        <w:tc>
-          <w:tcPr>
-            <w:tcW w:type="dxa" w:w="2160"/>
-          </w:tcPr>
-          <w:p>
-            <w:r>
-              <w:t>18%</w:t>
-            </w:r>
-          </w:p>
-        </w:tc>
-      </w:tr>
-      <w:tr>
-        <w:tc>
-          <w:tcPr>
-            <w:tcW w:type="dxa" w:w="2160"/>
-          </w:tcPr>
-          <w:p>
-            <w:r>
-              <w:t>艾提科信科技有限公司</w:t>
-            </w:r>
-          </w:p>
-        </w:tc>
-        <w:tc>
-          <w:tcPr>
-            <w:tcW w:type="dxa" w:w="2160"/>
-          </w:tcPr>
-          <w:p>
-            <w:r>
-              <w:t>机器人</w:t>
-            </w:r>
-          </w:p>
-        </w:tc>
-        <w:tc>
-          <w:tcPr>
-            <w:tcW w:type="dxa" w:w="2160"/>
-          </w:tcPr>
-          <w:p>
-            <w:r>
-              <w:t>715亿</w:t>
-            </w:r>
-          </w:p>
-        </w:tc>
-        <w:tc>
-          <w:tcPr>
-            <w:tcW w:type="dxa" w:w="2160"/>
-          </w:tcPr>
-          <w:p>
-            <w:r>
-              <w:t>21%</w:t>
-            </w:r>
-          </w:p>
-        </w:tc>
-      </w:tr>
-      <w:tr>
-        <w:tc>
-          <w:tcPr>
-            <w:tcW w:type="dxa" w:w="2160"/>
-          </w:tcPr>
-          <w:p>
-            <w:r>
-              <w:t>和泰传媒有限公司</w:t>
-            </w:r>
-          </w:p>
-        </w:tc>
-        <w:tc>
-          <w:tcPr>
-            <w:tcW w:type="dxa" w:w="2160"/>
-          </w:tcPr>
-          <w:p>
-            <w:r>
-              <w:t>消费科技</w:t>
-            </w:r>
-          </w:p>
-        </w:tc>
-        <w:tc>
-          <w:tcPr>
-            <w:tcW w:type="dxa" w:w="2160"/>
-          </w:tcPr>
-          <w:p>
-            <w:r>
-              <w:t>399亿</w:t>
-            </w:r>
-          </w:p>
-        </w:tc>
-        <w:tc>
-          <w:tcPr>
-            <w:tcW w:type="dxa" w:w="2160"/>
-          </w:tcPr>
-          <w:p>
-            <w:r>
-              <w:t>23%</w:t>
-            </w:r>
-          </w:p>
-        </w:tc>
-      </w:tr>
-      <w:tr>
-        <w:tc>
-          <w:tcPr>
-            <w:tcW w:type="dxa" w:w="2160"/>
-          </w:tcPr>
-          <w:p>
-            <w:r>
-              <w:t>九方网络有限公司</w:t>
-            </w:r>
-          </w:p>
-        </w:tc>
-        <w:tc>
-          <w:tcPr>
-            <w:tcW w:type="dxa" w:w="2160"/>
-          </w:tcPr>
-          <w:p>
-            <w:r>
-              <w:t>新能源</w:t>
-            </w:r>
-          </w:p>
-        </w:tc>
-        <w:tc>
-          <w:tcPr>
-            <w:tcW w:type="dxa" w:w="2160"/>
-          </w:tcPr>
-          <w:p>
-            <w:r>
-              <w:t>794亿</w:t>
-            </w:r>
-          </w:p>
-        </w:tc>
-        <w:tc>
-          <w:tcPr>
-            <w:tcW w:type="dxa" w:w="2160"/>
-          </w:tcPr>
-          <w:p>
-            <w:r>
-              <w:t>26%</w:t>
-            </w:r>
-          </w:p>
-        </w:tc>
-      </w:tr>
-    </w:tbl>
-    <w:p>
-      <w:pPr>
-        <w:pStyle w:val="Heading1"/>
-      </w:pPr>
-      <w:r>
-        <w:t>行业分析 2</w:t>
-      </w:r>
-    </w:p>
-    <w:p>
-      <w:r>
-        <w:br/>
-        <w:t>从产业链角度看，人工智能 行业主要由上游设备厂商、</w:t>
-        <w:br/>
-        <w:t>中游平台企业以及下游应用厂商组成。</w:t>
-        <w:br/>
-        <w:t>迪摩科技有限公司 主要位于产业链的 下游 环节。</w:t>
-        <w:br/>
-      </w:r>
-    </w:p>
-    <w:p>
-      <w:r>
-        <w:br/>
-        <w:t>精芯信息有限公司 是中国 消费科技 行业的重要企业之一。</w:t>
-        <w:br/>
-        <w:t>根据华辰资本 投资委员会 的研究，该公司成立于 2010 年，</w:t>
-        <w:br/>
-        <w:t>目前员工规模约 6207 人。公司近年来持续加大研发投入，</w:t>
-        <w:br/>
-        <w:t>在核心技术方面形成了较强的竞争壁垒。</w:t>
-        <w:br/>
-      </w:r>
-    </w:p>
-    <w:p>
-      <w:r>
-        <w:br/>
-        <w:t>华辰资本旗下的 HC AI Innovation Fund 在最近的资产配置会议中</w:t>
-        <w:br/>
-        <w:t>讨论了 医疗科技 行业的投资机会，并对 创亿信息有限公司</w:t>
-        <w:br/>
-        <w:t>进行了重点评估。</w:t>
-        <w:br/>
-      </w:r>
-    </w:p>
-    <w:p>
-      <w:r>
-        <w:br/>
-        <w:t>创汇传媒有限公司 是中国 新能源 行业的重要企业之一。</w:t>
-        <w:br/>
-        <w:t>根据华辰资本 风险管理部 的研究，该公司成立于 2007 年，</w:t>
-        <w:br/>
-        <w:t>目前员工规模约 7155 人。公司近年来持续加大研发投入，</w:t>
-        <w:br/>
-        <w:t>在核心技术方面形成了较强的竞争壁垒。</w:t>
-        <w:br/>
-      </w:r>
-    </w:p>
-    <w:p>
-      <w:r>
-        <w:br/>
-        <w:t>从产业链角度看，医疗科技 行业主要由上游设备厂商、</w:t>
-        <w:br/>
-        <w:t>中游平台企业以及下游应用厂商组成。</w:t>
-        <w:br/>
-        <w:t>雨林木风计算机网络有限公司 主要位于产业链的 中游 环节。</w:t>
-        <w:br/>
-      </w:r>
-    </w:p>
-    <w:p>
-      <w:r>
-        <w:br/>
-        <w:t>华辰资本旗下的 HC AI Innovation Fund 在最近的资产配置会议中</w:t>
-        <w:br/>
-        <w:t>讨论了 人工智能 行业的投资机会，并对 迪摩科技有限公司</w:t>
-        <w:br/>
-        <w:t>进行了重点评估。</w:t>
-        <w:br/>
-      </w:r>
-    </w:p>
-    <w:p>
-      <w:r>
-        <w:br/>
-        <w:t>兰金电子网络有限公司 是中国 消费科技 行业的重要企业之一。</w:t>
-        <w:br/>
-        <w:t>根据华辰资本 投资策略部 的研究，该公司成立于 2006 年，</w:t>
-        <w:br/>
-        <w:t>目前员工规模约 4629 人。公司近年来持续加大研发投入，</w:t>
-        <w:br/>
-        <w:t>在核心技术方面形成了较强的竞争壁垒。</w:t>
-        <w:br/>
-      </w:r>
-    </w:p>
-    <w:p>
-      <w:r>
-        <w:br/>
-        <w:t>华辰资本旗下的 HC AI Innovation Fund 在最近的资产配置会议中</w:t>
-        <w:br/>
-        <w:t>讨论了 云计算 行业的投资机会，并对 精芯科技有限公司</w:t>
-        <w:br/>
-        <w:t>进行了重点评估。</w:t>
-        <w:br/>
-      </w:r>
-    </w:p>
-    <w:tbl>
-      <w:tblPr>
-        <w:tblW w:type="auto" w:w="0"/>
-        <w:tblLook w:firstColumn="1" w:firstRow="1" w:lastColumn="0" w:lastRow="0" w:noHBand="0" w:noVBand="1" w:val="04A0"/>
-      </w:tblPr>
-      <w:tblGrid>
-        <w:gridCol w:w="2160"/>
-        <w:gridCol w:w="2160"/>
-        <w:gridCol w:w="2160"/>
-        <w:gridCol w:w="2160"/>
-      </w:tblGrid>
-      <w:tr>
-        <w:tc>
-          <w:tcPr>
-            <w:tcW w:type="dxa" w:w="2160"/>
-          </w:tcPr>
-          <w:p>
-            <w:r>
-              <w:t>公司</w:t>
-            </w:r>
-          </w:p>
-        </w:tc>
-        <w:tc>
-          <w:tcPr>
-            <w:tcW w:type="dxa" w:w="2160"/>
-          </w:tcPr>
-          <w:p>
-            <w:r>
-              <w:t>行业</w:t>
-            </w:r>
-          </w:p>
-        </w:tc>
-        <w:tc>
-          <w:tcPr>
-            <w:tcW w:type="dxa" w:w="2160"/>
-          </w:tcPr>
-          <w:p>
-            <w:r>
-              <w:t>市值</w:t>
-            </w:r>
-          </w:p>
-        </w:tc>
-        <w:tc>
-          <w:tcPr>
-            <w:tcW w:type="dxa" w:w="2160"/>
-          </w:tcPr>
-          <w:p>
-            <w:r>
-              <w:t>增长率</w:t>
-            </w:r>
-          </w:p>
-        </w:tc>
-      </w:tr>
-      <w:tr>
-        <w:tc>
-          <w:tcPr>
-            <w:tcW w:type="dxa" w:w="2160"/>
-          </w:tcPr>
-          <w:p>
-            <w:r>
-              <w:t>浦华众城信息有限公司</w:t>
-            </w:r>
-          </w:p>
-        </w:tc>
-        <w:tc>
-          <w:tcPr>
-            <w:tcW w:type="dxa" w:w="2160"/>
-          </w:tcPr>
-          <w:p>
-            <w:r>
-              <w:t>云计算</w:t>
-            </w:r>
-          </w:p>
-        </w:tc>
-        <w:tc>
-          <w:tcPr>
-            <w:tcW w:type="dxa" w:w="2160"/>
-          </w:tcPr>
-          <w:p>
-            <w:r>
-              <w:t>357亿</w:t>
-            </w:r>
-          </w:p>
-        </w:tc>
-        <w:tc>
-          <w:tcPr>
-            <w:tcW w:type="dxa" w:w="2160"/>
-          </w:tcPr>
-          <w:p>
-            <w:r>
-              <w:t>21%</w:t>
-            </w:r>
-          </w:p>
-        </w:tc>
-      </w:tr>
-      <w:tr>
-        <w:tc>
-          <w:tcPr>
-            <w:tcW w:type="dxa" w:w="2160"/>
-          </w:tcPr>
-          <w:p>
-            <w:r>
-              <w:t>创汇传媒有限公司</w:t>
-            </w:r>
-          </w:p>
-        </w:tc>
-        <w:tc>
-          <w:tcPr>
-            <w:tcW w:type="dxa" w:w="2160"/>
-          </w:tcPr>
-          <w:p>
-            <w:r>
-              <w:t>新能源</w:t>
-            </w:r>
-          </w:p>
-        </w:tc>
-        <w:tc>
-          <w:tcPr>
-            <w:tcW w:type="dxa" w:w="2160"/>
-          </w:tcPr>
-          <w:p>
-            <w:r>
-              <w:t>796亿</w:t>
-            </w:r>
-          </w:p>
-        </w:tc>
-        <w:tc>
-          <w:tcPr>
-            <w:tcW w:type="dxa" w:w="2160"/>
-          </w:tcPr>
-          <w:p>
-            <w:r>
-              <w:t>20%</w:t>
-            </w:r>
-          </w:p>
-        </w:tc>
-      </w:tr>
-      <w:tr>
-        <w:tc>
-          <w:tcPr>
-            <w:tcW w:type="dxa" w:w="2160"/>
-          </w:tcPr>
-          <w:p>
-            <w:r>
-              <w:t>凌云网络有限公司</w:t>
-            </w:r>
-          </w:p>
-        </w:tc>
-        <w:tc>
-          <w:tcPr>
-            <w:tcW w:type="dxa" w:w="2160"/>
-          </w:tcPr>
-          <w:p>
-            <w:r>
-              <w:t>医疗科技</w:t>
-            </w:r>
-          </w:p>
-        </w:tc>
-        <w:tc>
-          <w:tcPr>
-            <w:tcW w:type="dxa" w:w="2160"/>
-          </w:tcPr>
-          <w:p>
-            <w:r>
-              <w:t>121亿</w:t>
-            </w:r>
-          </w:p>
-        </w:tc>
-        <w:tc>
-          <w:tcPr>
-            <w:tcW w:type="dxa" w:w="2160"/>
-          </w:tcPr>
-          <w:p>
-            <w:r>
-              <w:t>25%</w:t>
-            </w:r>
-          </w:p>
-        </w:tc>
-      </w:tr>
-      <w:tr>
-        <w:tc>
-          <w:tcPr>
-            <w:tcW w:type="dxa" w:w="2160"/>
-          </w:tcPr>
-          <w:p>
-            <w:r>
-              <w:t>浦华众城科技有限公司</w:t>
-            </w:r>
-          </w:p>
-        </w:tc>
-        <w:tc>
-          <w:tcPr>
-            <w:tcW w:type="dxa" w:w="2160"/>
-          </w:tcPr>
-          <w:p>
-            <w:r>
-              <w:t>半导体</w:t>
-            </w:r>
-          </w:p>
-        </w:tc>
-        <w:tc>
-          <w:tcPr>
-            <w:tcW w:type="dxa" w:w="2160"/>
-          </w:tcPr>
-          <w:p>
-            <w:r>
-              <w:t>621亿</w:t>
-            </w:r>
-          </w:p>
-        </w:tc>
-        <w:tc>
-          <w:tcPr>
-            <w:tcW w:type="dxa" w:w="2160"/>
-          </w:tcPr>
-          <w:p>
-            <w:r>
-              <w:t>8%</w:t>
-            </w:r>
-          </w:p>
-        </w:tc>
-      </w:tr>
-      <w:tr>
-        <w:tc>
-          <w:tcPr>
-            <w:tcW w:type="dxa" w:w="2160"/>
-          </w:tcPr>
-          <w:p>
-            <w:r>
-              <w:t>浦华众城信息有限公司</w:t>
-            </w:r>
-          </w:p>
-        </w:tc>
-        <w:tc>
-          <w:tcPr>
-            <w:tcW w:type="dxa" w:w="2160"/>
-          </w:tcPr>
-          <w:p>
-            <w:r>
-              <w:t>云计算</w:t>
-            </w:r>
-          </w:p>
-        </w:tc>
-        <w:tc>
-          <w:tcPr>
-            <w:tcW w:type="dxa" w:w="2160"/>
-          </w:tcPr>
-          <w:p>
-            <w:r>
-              <w:t>354亿</w:t>
-            </w:r>
-          </w:p>
-        </w:tc>
-        <w:tc>
-          <w:tcPr>
-            <w:tcW w:type="dxa" w:w="2160"/>
-          </w:tcPr>
-          <w:p>
-            <w:r>
-              <w:t>24%</w:t>
-            </w:r>
-          </w:p>
-        </w:tc>
-      </w:tr>
-      <w:tr>
-        <w:tc>
-          <w:tcPr>
-            <w:tcW w:type="dxa" w:w="2160"/>
-          </w:tcPr>
-          <w:p>
-            <w:r>
-              <w:t>济南亿次元网络有限公司</w:t>
-            </w:r>
-          </w:p>
-        </w:tc>
-        <w:tc>
-          <w:tcPr>
-            <w:tcW w:type="dxa" w:w="2160"/>
-          </w:tcPr>
-          <w:p>
-            <w:r>
-              <w:t>机器人</w:t>
-            </w:r>
-          </w:p>
-        </w:tc>
-        <w:tc>
-          <w:tcPr>
-            <w:tcW w:type="dxa" w:w="2160"/>
-          </w:tcPr>
-          <w:p>
-            <w:r>
-              <w:t>321亿</w:t>
-            </w:r>
-          </w:p>
-        </w:tc>
-        <w:tc>
-          <w:tcPr>
-            <w:tcW w:type="dxa" w:w="2160"/>
-          </w:tcPr>
-          <w:p>
-            <w:r>
-              <w:t>13%</w:t>
-            </w:r>
-          </w:p>
-        </w:tc>
-      </w:tr>
-      <w:tr>
-        <w:tc>
-          <w:tcPr>
-            <w:tcW w:type="dxa" w:w="2160"/>
-          </w:tcPr>
-          <w:p>
-            <w:r>
-              <w:t>创汇传媒有限公司</w:t>
-            </w:r>
-          </w:p>
-        </w:tc>
-        <w:tc>
-          <w:tcPr>
-            <w:tcW w:type="dxa" w:w="2160"/>
-          </w:tcPr>
-          <w:p>
-            <w:r>
-              <w:t>新能源</w:t>
-            </w:r>
-          </w:p>
-        </w:tc>
-        <w:tc>
-          <w:tcPr>
-            <w:tcW w:type="dxa" w:w="2160"/>
-          </w:tcPr>
-          <w:p>
-            <w:r>
-              <w:t>709亿</w:t>
-            </w:r>
-          </w:p>
-        </w:tc>
-        <w:tc>
-          <w:tcPr>
-            <w:tcW w:type="dxa" w:w="2160"/>
-          </w:tcPr>
-          <w:p>
-            <w:r>
-              <w:t>21%</w:t>
-            </w:r>
-          </w:p>
-        </w:tc>
-      </w:tr>
-      <w:tr>
-        <w:tc>
-          <w:tcPr>
-            <w:tcW w:type="dxa" w:w="2160"/>
-          </w:tcPr>
-          <w:p>
-            <w:r>
-              <w:t>雨林木风计算机科技有限公司</w:t>
-            </w:r>
-          </w:p>
-        </w:tc>
-        <w:tc>
-          <w:tcPr>
-            <w:tcW w:type="dxa" w:w="2160"/>
-          </w:tcPr>
-          <w:p>
-            <w:r>
-              <w:t>人工智能</w:t>
-            </w:r>
-          </w:p>
-        </w:tc>
-        <w:tc>
-          <w:tcPr>
-            <w:tcW w:type="dxa" w:w="2160"/>
-          </w:tcPr>
-          <w:p>
-            <w:r>
-              <w:t>133亿</w:t>
-            </w:r>
-          </w:p>
-        </w:tc>
-        <w:tc>
-          <w:tcPr>
-            <w:tcW w:type="dxa" w:w="2160"/>
-          </w:tcPr>
-          <w:p>
-            <w:r>
-              <w:t>25%</w:t>
-            </w:r>
-          </w:p>
-        </w:tc>
-      </w:tr>
-      <w:tr>
-        <w:tc>
-          <w:tcPr>
-            <w:tcW w:type="dxa" w:w="2160"/>
-          </w:tcPr>
-          <w:p>
-            <w:r>
-              <w:t>昂歌信息科技有限公司</w:t>
-            </w:r>
-          </w:p>
-        </w:tc>
-        <w:tc>
-          <w:tcPr>
-            <w:tcW w:type="dxa" w:w="2160"/>
-          </w:tcPr>
-          <w:p>
-            <w:r>
-              <w:t>消费科技</w:t>
-            </w:r>
-          </w:p>
-        </w:tc>
-        <w:tc>
-          <w:tcPr>
-            <w:tcW w:type="dxa" w:w="2160"/>
-          </w:tcPr>
-          <w:p>
-            <w:r>
-              <w:t>544亿</w:t>
-            </w:r>
-          </w:p>
-        </w:tc>
-        <w:tc>
-          <w:tcPr>
-            <w:tcW w:type="dxa" w:w="2160"/>
-          </w:tcPr>
-          <w:p>
-            <w:r>
-              <w:t>11%</w:t>
-            </w:r>
-          </w:p>
-        </w:tc>
-      </w:tr>
-      <w:tr>
-        <w:tc>
-          <w:tcPr>
-            <w:tcW w:type="dxa" w:w="2160"/>
-          </w:tcPr>
-          <w:p>
-            <w:r>
-              <w:t>和泰传媒有限公司</w:t>
-            </w:r>
-          </w:p>
-        </w:tc>
-        <w:tc>
-          <w:tcPr>
-            <w:tcW w:type="dxa" w:w="2160"/>
-          </w:tcPr>
-          <w:p>
-            <w:r>
-              <w:t>消费科技</w:t>
-            </w:r>
-          </w:p>
-        </w:tc>
-        <w:tc>
-          <w:tcPr>
-            <w:tcW w:type="dxa" w:w="2160"/>
-          </w:tcPr>
-          <w:p>
-            <w:r>
-              <w:t>134亿</w:t>
-            </w:r>
-          </w:p>
-        </w:tc>
-        <w:tc>
-          <w:tcPr>
-            <w:tcW w:type="dxa" w:w="2160"/>
-          </w:tcPr>
-          <w:p>
-            <w:r>
-              <w:t>22%</w:t>
-            </w:r>
-          </w:p>
-        </w:tc>
-      </w:tr>
-      <w:tr>
-        <w:tc>
-          <w:tcPr>
-            <w:tcW w:type="dxa" w:w="2160"/>
-          </w:tcPr>
-          <w:p>
-            <w:r>
-              <w:t>东方峻景传媒有限公司</w:t>
-            </w:r>
-          </w:p>
-        </w:tc>
-        <w:tc>
-          <w:tcPr>
-            <w:tcW w:type="dxa" w:w="2160"/>
-          </w:tcPr>
-          <w:p>
-            <w:r>
-              <w:t>新能源</w:t>
-            </w:r>
-          </w:p>
-        </w:tc>
-        <w:tc>
-          <w:tcPr>
-            <w:tcW w:type="dxa" w:w="2160"/>
-          </w:tcPr>
-          <w:p>
-            <w:r>
-              <w:t>149亿</w:t>
-            </w:r>
-          </w:p>
-        </w:tc>
-        <w:tc>
-          <w:tcPr>
-            <w:tcW w:type="dxa" w:w="2160"/>
-          </w:tcPr>
-          <w:p>
-            <w:r>
-              <w:t>9%</w:t>
-            </w:r>
-          </w:p>
-        </w:tc>
-      </w:tr>
-      <w:tr>
-        <w:tc>
-          <w:tcPr>
-            <w:tcW w:type="dxa" w:w="2160"/>
-          </w:tcPr>
-          <w:p>
-            <w:r>
-              <w:t>快讯网络有限公司</w:t>
-            </w:r>
-          </w:p>
-        </w:tc>
-        <w:tc>
-          <w:tcPr>
-            <w:tcW w:type="dxa" w:w="2160"/>
-          </w:tcPr>
-          <w:p>
-            <w:r>
-              <w:t>新能源</w:t>
-            </w:r>
-          </w:p>
-        </w:tc>
-        <w:tc>
-          <w:tcPr>
-            <w:tcW w:type="dxa" w:w="2160"/>
-          </w:tcPr>
-          <w:p>
-            <w:r>
-              <w:t>172亿</w:t>
-            </w:r>
-          </w:p>
-        </w:tc>
-        <w:tc>
-          <w:tcPr>
-            <w:tcW w:type="dxa" w:w="2160"/>
-          </w:tcPr>
-          <w:p>
-            <w:r>
-              <w:t>17%</w:t>
-            </w:r>
-          </w:p>
-        </w:tc>
-      </w:tr>
-      <w:tr>
-        <w:tc>
-          <w:tcPr>
-            <w:tcW w:type="dxa" w:w="2160"/>
-          </w:tcPr>
-          <w:p>
-            <w:r>
-              <w:t>立信电子网络有限公司</w:t>
-            </w:r>
-          </w:p>
-        </w:tc>
-        <w:tc>
-          <w:tcPr>
-            <w:tcW w:type="dxa" w:w="2160"/>
-          </w:tcPr>
-          <w:p>
-            <w:r>
-              <w:t>云计算</w:t>
-            </w:r>
-          </w:p>
-        </w:tc>
-        <w:tc>
-          <w:tcPr>
-            <w:tcW w:type="dxa" w:w="2160"/>
-          </w:tcPr>
-          <w:p>
-            <w:r>
-              <w:t>640亿</w:t>
-            </w:r>
-          </w:p>
-        </w:tc>
-        <w:tc>
-          <w:tcPr>
-            <w:tcW w:type="dxa" w:w="2160"/>
-          </w:tcPr>
-          <w:p>
-            <w:r>
-              <w:t>5%</w:t>
-            </w:r>
-          </w:p>
-        </w:tc>
-      </w:tr>
-      <w:tr>
-        <w:tc>
-          <w:tcPr>
-            <w:tcW w:type="dxa" w:w="2160"/>
-          </w:tcPr>
-          <w:p>
-            <w:r>
-              <w:t>凌云网络有限公司</w:t>
-            </w:r>
-          </w:p>
-        </w:tc>
-        <w:tc>
-          <w:tcPr>
-            <w:tcW w:type="dxa" w:w="2160"/>
-          </w:tcPr>
-          <w:p>
-            <w:r>
-              <w:t>医疗科技</w:t>
-            </w:r>
-          </w:p>
-        </w:tc>
-        <w:tc>
-          <w:tcPr>
-            <w:tcW w:type="dxa" w:w="2160"/>
-          </w:tcPr>
-          <w:p>
-            <w:r>
-              <w:t>734亿</w:t>
-            </w:r>
-          </w:p>
-        </w:tc>
-        <w:tc>
-          <w:tcPr>
-            <w:tcW w:type="dxa" w:w="2160"/>
-          </w:tcPr>
-          <w:p>
-            <w:r>
-              <w:t>7%</w:t>
-            </w:r>
-          </w:p>
-        </w:tc>
-      </w:tr>
-      <w:tr>
-        <w:tc>
-          <w:tcPr>
-            <w:tcW w:type="dxa" w:w="2160"/>
-          </w:tcPr>
-          <w:p>
-            <w:r>
-              <w:t>银嘉信息有限公司</w:t>
-            </w:r>
-          </w:p>
-        </w:tc>
-        <w:tc>
-          <w:tcPr>
-            <w:tcW w:type="dxa" w:w="2160"/>
-          </w:tcPr>
-          <w:p>
-            <w:r>
-              <w:t>消费科技</w:t>
-            </w:r>
-          </w:p>
-        </w:tc>
-        <w:tc>
-          <w:tcPr>
-            <w:tcW w:type="dxa" w:w="2160"/>
-          </w:tcPr>
-          <w:p>
-            <w:r>
-              <w:t>412亿</w:t>
-            </w:r>
-          </w:p>
-        </w:tc>
-        <w:tc>
-          <w:tcPr>
-            <w:tcW w:type="dxa" w:w="2160"/>
-          </w:tcPr>
-          <w:p>
-            <w:r>
-              <w:t>24%</w:t>
-            </w:r>
-          </w:p>
-        </w:tc>
-      </w:tr>
-    </w:tbl>
-    <w:p>
-      <w:pPr>
-        <w:pStyle w:val="Heading1"/>
-      </w:pPr>
-      <w:r>
-        <w:t>行业分析 3</w:t>
-      </w:r>
-    </w:p>
-    <w:p>
-      <w:r>
-        <w:br/>
-        <w:t>昊嘉网络有限公司 是中国 新能源 行业的重要企业之一。</w:t>
-        <w:br/>
-        <w:t>根据华辰资本 投资委员会 的研究，该公司成立于 2016 年，</w:t>
-        <w:br/>
-        <w:t>目前员工规模约 4510 人。公司近年来持续加大研发投入，</w:t>
-        <w:br/>
-        <w:t>在核心技术方面形成了较强的竞争壁垒。</w:t>
-        <w:br/>
-      </w:r>
-    </w:p>
-    <w:p>
-      <w:r>
-        <w:br/>
-        <w:t>天益信息有限公司 是中国 云计算 行业的重要企业之一。</w:t>
-        <w:br/>
-        <w:t>根据华辰资本 资产配置委员会 的研究，该公司成立于 2015 年，</w:t>
-        <w:br/>
-        <w:t>目前员工规模约 6900 人。公司近年来持续加大研发投入，</w:t>
-        <w:br/>
-        <w:t>在核心技术方面形成了较强的竞争壁垒。</w:t>
-        <w:br/>
-      </w:r>
-    </w:p>
-    <w:p>
-      <w:r>
-        <w:br/>
-        <w:t>风险管理部认为，半导体 行业仍然面临若干</w:t>
-        <w:br/>
-        <w:t>不确定性因素，包括技术迭代风险、政策变化、</w:t>
-        <w:br/>
-        <w:t>以及市场竞争加剧等问题。</w:t>
-        <w:br/>
-      </w:r>
-    </w:p>
-    <w:p>
-      <w:r>
-        <w:br/>
-        <w:t>信诚致远传媒有限公司 是中国 人工智能 行业的重要企业之一。</w:t>
-        <w:br/>
-        <w:t>根据华辰资本 量化研究部 的研究，该公司成立于 2015 年，</w:t>
-        <w:br/>
-        <w:t>目前员工规模约 5674 人。公司近年来持续加大研发投入，</w:t>
-        <w:br/>
-        <w:t>在核心技术方面形成了较强的竞争壁垒。</w:t>
-        <w:br/>
-      </w:r>
-    </w:p>
-    <w:p>
-      <w:r>
-        <w:br/>
-        <w:t>艾提科信科技有限公司 是中国 机器人 行业的重要企业之一。</w:t>
-        <w:br/>
-        <w:t>根据华辰资本 投资委员会 的研究，该公司成立于 2017 年，</w:t>
-        <w:br/>
-        <w:t>目前员工规模约 324 人。公司近年来持续加大研发投入，</w:t>
-        <w:br/>
-        <w:t>在核心技术方面形成了较强的竞争壁垒。</w:t>
-        <w:br/>
-      </w:r>
-    </w:p>
-    <w:p>
-      <w:r>
-        <w:br/>
-        <w:t>从产业链角度看，人工智能 行业主要由上游设备厂商、</w:t>
-        <w:br/>
-        <w:t>中游平台企业以及下游应用厂商组成。</w:t>
-        <w:br/>
-        <w:t>和泰科技有限公司 主要位于产业链的 上游 环节。</w:t>
-        <w:br/>
-      </w:r>
-    </w:p>
-    <w:p>
-      <w:r>
-        <w:br/>
-        <w:t>华辰资本旗下的 HC AI Innovation Fund 在最近的资产配置会议中</w:t>
-        <w:br/>
-        <w:t>讨论了 消费科技 行业的投资机会，并对 南康网络有限公司</w:t>
-        <w:br/>
-        <w:t>进行了重点评估。</w:t>
-        <w:br/>
-      </w:r>
-    </w:p>
-    <w:p>
-      <w:r>
-        <w:br/>
-        <w:t>根据内部财务模型测算，东方峻景传媒有限公司 在未来三年</w:t>
-        <w:br/>
-        <w:t>收入复合增长率预计可达到 27% 左右。</w:t>
-        <w:br/>
-        <w:t>该预测基于行业需求增长以及公司产能扩张计划。</w:t>
-        <w:br/>
-      </w:r>
-    </w:p>
-    <w:tbl>
-      <w:tblPr>
-        <w:tblW w:type="auto" w:w="0"/>
-        <w:tblLook w:firstColumn="1" w:firstRow="1" w:lastColumn="0" w:lastRow="0" w:noHBand="0" w:noVBand="1" w:val="04A0"/>
-      </w:tblPr>
-      <w:tblGrid>
-        <w:gridCol w:w="2160"/>
-        <w:gridCol w:w="2160"/>
-        <w:gridCol w:w="2160"/>
-        <w:gridCol w:w="2160"/>
-      </w:tblGrid>
-      <w:tr>
-        <w:tc>
-          <w:tcPr>
-            <w:tcW w:type="dxa" w:w="2160"/>
-          </w:tcPr>
-          <w:p>
-            <w:r>
-              <w:t>公司</w:t>
-            </w:r>
-          </w:p>
-        </w:tc>
-        <w:tc>
-          <w:tcPr>
-            <w:tcW w:type="dxa" w:w="2160"/>
-          </w:tcPr>
-          <w:p>
-            <w:r>
-              <w:t>行业</w:t>
-            </w:r>
-          </w:p>
-        </w:tc>
-        <w:tc>
-          <w:tcPr>
-            <w:tcW w:type="dxa" w:w="2160"/>
-          </w:tcPr>
-          <w:p>
-            <w:r>
-              <w:t>市值</w:t>
-            </w:r>
-          </w:p>
-        </w:tc>
-        <w:tc>
-          <w:tcPr>
-            <w:tcW w:type="dxa" w:w="2160"/>
-          </w:tcPr>
-          <w:p>
-            <w:r>
-              <w:t>增长率</w:t>
-            </w:r>
-          </w:p>
-        </w:tc>
-      </w:tr>
-      <w:tr>
-        <w:tc>
-          <w:tcPr>
-            <w:tcW w:type="dxa" w:w="2160"/>
-          </w:tcPr>
-          <w:p>
-            <w:r>
-              <w:t>天益科技有限公司</w:t>
-            </w:r>
-          </w:p>
-        </w:tc>
-        <w:tc>
-          <w:tcPr>
-            <w:tcW w:type="dxa" w:w="2160"/>
-          </w:tcPr>
-          <w:p>
-            <w:r>
-              <w:t>半导体</w:t>
-            </w:r>
-          </w:p>
-        </w:tc>
-        <w:tc>
-          <w:tcPr>
-            <w:tcW w:type="dxa" w:w="2160"/>
-          </w:tcPr>
-          <w:p>
-            <w:r>
-              <w:t>168亿</w:t>
-            </w:r>
-          </w:p>
-        </w:tc>
-        <w:tc>
-          <w:tcPr>
-            <w:tcW w:type="dxa" w:w="2160"/>
-          </w:tcPr>
-          <w:p>
-            <w:r>
-              <w:t>6%</w:t>
-            </w:r>
-          </w:p>
-        </w:tc>
-      </w:tr>
-      <w:tr>
-        <w:tc>
-          <w:tcPr>
-            <w:tcW w:type="dxa" w:w="2160"/>
-          </w:tcPr>
-          <w:p>
-            <w:r>
-              <w:t>兰金电子网络有限公司</w:t>
-            </w:r>
-          </w:p>
-        </w:tc>
-        <w:tc>
-          <w:tcPr>
-            <w:tcW w:type="dxa" w:w="2160"/>
-          </w:tcPr>
-          <w:p>
-            <w:r>
-              <w:t>消费科技</w:t>
-            </w:r>
-          </w:p>
-        </w:tc>
-        <w:tc>
-          <w:tcPr>
-            <w:tcW w:type="dxa" w:w="2160"/>
-          </w:tcPr>
-          <w:p>
-            <w:r>
-              <w:t>331亿</w:t>
-            </w:r>
-          </w:p>
-        </w:tc>
-        <w:tc>
-          <w:tcPr>
-            <w:tcW w:type="dxa" w:w="2160"/>
-          </w:tcPr>
-          <w:p>
-            <w:r>
-              <w:t>26%</w:t>
-            </w:r>
-          </w:p>
-        </w:tc>
-      </w:tr>
-      <w:tr>
-        <w:tc>
-          <w:tcPr>
-            <w:tcW w:type="dxa" w:w="2160"/>
-          </w:tcPr>
-          <w:p>
-            <w:r>
-              <w:t>迪摩科技有限公司</w:t>
-            </w:r>
-          </w:p>
-        </w:tc>
-        <w:tc>
-          <w:tcPr>
-            <w:tcW w:type="dxa" w:w="2160"/>
-          </w:tcPr>
-          <w:p>
-            <w:r>
-              <w:t>人工智能</w:t>
-            </w:r>
-          </w:p>
-        </w:tc>
-        <w:tc>
-          <w:tcPr>
-            <w:tcW w:type="dxa" w:w="2160"/>
-          </w:tcPr>
-          <w:p>
-            <w:r>
-              <w:t>327亿</w:t>
-            </w:r>
-          </w:p>
-        </w:tc>
-        <w:tc>
-          <w:tcPr>
-            <w:tcW w:type="dxa" w:w="2160"/>
-          </w:tcPr>
-          <w:p>
-            <w:r>
-              <w:t>24%</w:t>
-            </w:r>
-          </w:p>
-        </w:tc>
-      </w:tr>
-      <w:tr>
-        <w:tc>
-          <w:tcPr>
-            <w:tcW w:type="dxa" w:w="2160"/>
-          </w:tcPr>
-          <w:p>
-            <w:r>
-              <w:t>浦华众城科技有限公司</w:t>
-            </w:r>
-          </w:p>
-        </w:tc>
-        <w:tc>
-          <w:tcPr>
-            <w:tcW w:type="dxa" w:w="2160"/>
-          </w:tcPr>
-          <w:p>
-            <w:r>
-              <w:t>半导体</w:t>
-            </w:r>
-          </w:p>
-        </w:tc>
-        <w:tc>
-          <w:tcPr>
-            <w:tcW w:type="dxa" w:w="2160"/>
-          </w:tcPr>
-          <w:p>
-            <w:r>
-              <w:t>366亿</w:t>
-            </w:r>
-          </w:p>
-        </w:tc>
-        <w:tc>
-          <w:tcPr>
-            <w:tcW w:type="dxa" w:w="2160"/>
-          </w:tcPr>
-          <w:p>
-            <w:r>
-              <w:t>13%</w:t>
-            </w:r>
-          </w:p>
-        </w:tc>
-      </w:tr>
-      <w:tr>
-        <w:tc>
-          <w:tcPr>
-            <w:tcW w:type="dxa" w:w="2160"/>
-          </w:tcPr>
-          <w:p>
-            <w:r>
-              <w:t>信诚致远传媒有限公司</w:t>
-            </w:r>
-          </w:p>
-        </w:tc>
-        <w:tc>
-          <w:tcPr>
-            <w:tcW w:type="dxa" w:w="2160"/>
-          </w:tcPr>
-          <w:p>
-            <w:r>
-              <w:t>人工智能</w:t>
-            </w:r>
-          </w:p>
-        </w:tc>
-        <w:tc>
-          <w:tcPr>
-            <w:tcW w:type="dxa" w:w="2160"/>
-          </w:tcPr>
-          <w:p>
-            <w:r>
-              <w:t>275亿</w:t>
-            </w:r>
-          </w:p>
-        </w:tc>
-        <w:tc>
-          <w:tcPr>
-            <w:tcW w:type="dxa" w:w="2160"/>
-          </w:tcPr>
-          <w:p>
-            <w:r>
-              <w:t>29%</w:t>
-            </w:r>
-          </w:p>
-        </w:tc>
-      </w:tr>
-      <w:tr>
-        <w:tc>
-          <w:tcPr>
-            <w:tcW w:type="dxa" w:w="2160"/>
-          </w:tcPr>
-          <w:p>
-            <w:r>
-              <w:t>创汇传媒有限公司</w:t>
-            </w:r>
-          </w:p>
-        </w:tc>
-        <w:tc>
-          <w:tcPr>
-            <w:tcW w:type="dxa" w:w="2160"/>
-          </w:tcPr>
-          <w:p>
-            <w:r>
-              <w:t>新能源</w:t>
-            </w:r>
-          </w:p>
-        </w:tc>
-        <w:tc>
-          <w:tcPr>
-            <w:tcW w:type="dxa" w:w="2160"/>
-          </w:tcPr>
-          <w:p>
-            <w:r>
-              <w:t>736亿</w:t>
-            </w:r>
-          </w:p>
-        </w:tc>
-        <w:tc>
-          <w:tcPr>
-            <w:tcW w:type="dxa" w:w="2160"/>
-          </w:tcPr>
-          <w:p>
-            <w:r>
-              <w:t>14%</w:t>
-            </w:r>
-          </w:p>
-        </w:tc>
-      </w:tr>
-      <w:tr>
-        <w:tc>
-          <w:tcPr>
-            <w:tcW w:type="dxa" w:w="2160"/>
-          </w:tcPr>
-          <w:p>
-            <w:r>
-              <w:t>雨林木风计算机网络有限公司</w:t>
-            </w:r>
-          </w:p>
-        </w:tc>
-        <w:tc>
-          <w:tcPr>
-            <w:tcW w:type="dxa" w:w="2160"/>
-          </w:tcPr>
-          <w:p>
-            <w:r>
-              <w:t>医疗科技</w:t>
-            </w:r>
-          </w:p>
-        </w:tc>
-        <w:tc>
-          <w:tcPr>
-            <w:tcW w:type="dxa" w:w="2160"/>
-          </w:tcPr>
-          <w:p>
-            <w:r>
-              <w:t>673亿</w:t>
-            </w:r>
-          </w:p>
-        </w:tc>
-        <w:tc>
-          <w:tcPr>
-            <w:tcW w:type="dxa" w:w="2160"/>
-          </w:tcPr>
-          <w:p>
-            <w:r>
-              <w:t>26%</w:t>
-            </w:r>
-          </w:p>
-        </w:tc>
-      </w:tr>
-      <w:tr>
-        <w:tc>
-          <w:tcPr>
-            <w:tcW w:type="dxa" w:w="2160"/>
-          </w:tcPr>
-          <w:p>
-            <w:r>
-              <w:t>创亿网络有限公司</w:t>
-            </w:r>
-          </w:p>
-        </w:tc>
-        <w:tc>
-          <w:tcPr>
-            <w:tcW w:type="dxa" w:w="2160"/>
-          </w:tcPr>
-          <w:p>
-            <w:r>
-              <w:t>云计算</w:t>
-            </w:r>
-          </w:p>
-        </w:tc>
-        <w:tc>
-          <w:tcPr>
-            <w:tcW w:type="dxa" w:w="2160"/>
-          </w:tcPr>
-          <w:p>
-            <w:r>
-              <w:t>284亿</w:t>
-            </w:r>
-          </w:p>
-        </w:tc>
-        <w:tc>
-          <w:tcPr>
-            <w:tcW w:type="dxa" w:w="2160"/>
-          </w:tcPr>
-          <w:p>
-            <w:r>
-              <w:t>12%</w:t>
-            </w:r>
-          </w:p>
-        </w:tc>
-      </w:tr>
-      <w:tr>
-        <w:tc>
-          <w:tcPr>
-            <w:tcW w:type="dxa" w:w="2160"/>
-          </w:tcPr>
-          <w:p>
-            <w:r>
-              <w:t>创联世纪科技有限公司</w:t>
-            </w:r>
-          </w:p>
-        </w:tc>
-        <w:tc>
-          <w:tcPr>
-            <w:tcW w:type="dxa" w:w="2160"/>
-          </w:tcPr>
-          <w:p>
-            <w:r>
-              <w:t>医疗科技</w:t>
-            </w:r>
-          </w:p>
-        </w:tc>
-        <w:tc>
-          <w:tcPr>
-            <w:tcW w:type="dxa" w:w="2160"/>
-          </w:tcPr>
-          <w:p>
-            <w:r>
-              <w:t>767亿</w:t>
-            </w:r>
-          </w:p>
-        </w:tc>
-        <w:tc>
-          <w:tcPr>
-            <w:tcW w:type="dxa" w:w="2160"/>
-          </w:tcPr>
-          <w:p>
-            <w:r>
-              <w:t>22%</w:t>
-            </w:r>
-          </w:p>
-        </w:tc>
-      </w:tr>
-      <w:tr>
-        <w:tc>
-          <w:tcPr>
-            <w:tcW w:type="dxa" w:w="2160"/>
-          </w:tcPr>
-          <w:p>
-            <w:r>
-              <w:t>天益科技有限公司</w:t>
-            </w:r>
-          </w:p>
-        </w:tc>
-        <w:tc>
-          <w:tcPr>
-            <w:tcW w:type="dxa" w:w="2160"/>
-          </w:tcPr>
-          <w:p>
-            <w:r>
-              <w:t>半导体</w:t>
-            </w:r>
-          </w:p>
-        </w:tc>
-        <w:tc>
-          <w:tcPr>
-            <w:tcW w:type="dxa" w:w="2160"/>
-          </w:tcPr>
-          <w:p>
-            <w:r>
-              <w:t>666亿</w:t>
-            </w:r>
-          </w:p>
-        </w:tc>
-        <w:tc>
-          <w:tcPr>
-            <w:tcW w:type="dxa" w:w="2160"/>
-          </w:tcPr>
-          <w:p>
-            <w:r>
-              <w:t>7%</w:t>
-            </w:r>
-          </w:p>
-        </w:tc>
-      </w:tr>
-      <w:tr>
-        <w:tc>
-          <w:tcPr>
-            <w:tcW w:type="dxa" w:w="2160"/>
-          </w:tcPr>
-          <w:p>
-            <w:r>
-              <w:t>兰金电子网络有限公司</w:t>
-            </w:r>
-          </w:p>
-        </w:tc>
-        <w:tc>
-          <w:tcPr>
-            <w:tcW w:type="dxa" w:w="2160"/>
-          </w:tcPr>
-          <w:p>
-            <w:r>
-              <w:t>消费科技</w:t>
-            </w:r>
-          </w:p>
-        </w:tc>
-        <w:tc>
-          <w:tcPr>
-            <w:tcW w:type="dxa" w:w="2160"/>
-          </w:tcPr>
-          <w:p>
-            <w:r>
-              <w:t>764亿</w:t>
-            </w:r>
-          </w:p>
-        </w:tc>
-        <w:tc>
-          <w:tcPr>
-            <w:tcW w:type="dxa" w:w="2160"/>
-          </w:tcPr>
-          <w:p>
-            <w:r>
-              <w:t>5%</w:t>
-            </w:r>
-          </w:p>
-        </w:tc>
-      </w:tr>
-      <w:tr>
-        <w:tc>
-          <w:tcPr>
-            <w:tcW w:type="dxa" w:w="2160"/>
-          </w:tcPr>
-          <w:p>
-            <w:r>
-              <w:t>东方峻景网络有限公司</w:t>
-            </w:r>
-          </w:p>
-        </w:tc>
-        <w:tc>
-          <w:tcPr>
-            <w:tcW w:type="dxa" w:w="2160"/>
-          </w:tcPr>
-          <w:p>
-            <w:r>
-              <w:t>机器人</w:t>
-            </w:r>
-          </w:p>
-        </w:tc>
-        <w:tc>
-          <w:tcPr>
-            <w:tcW w:type="dxa" w:w="2160"/>
-          </w:tcPr>
-          <w:p>
-            <w:r>
-              <w:t>467亿</w:t>
-            </w:r>
-          </w:p>
-        </w:tc>
-        <w:tc>
-          <w:tcPr>
-            <w:tcW w:type="dxa" w:w="2160"/>
-          </w:tcPr>
-          <w:p>
-            <w:r>
-              <w:t>29%</w:t>
-            </w:r>
-          </w:p>
-        </w:tc>
-      </w:tr>
-      <w:tr>
-        <w:tc>
-          <w:tcPr>
-            <w:tcW w:type="dxa" w:w="2160"/>
-          </w:tcPr>
-          <w:p>
-            <w:r>
-              <w:t>创亿网络有限公司</w:t>
-            </w:r>
-          </w:p>
-        </w:tc>
-        <w:tc>
-          <w:tcPr>
-            <w:tcW w:type="dxa" w:w="2160"/>
-          </w:tcPr>
-          <w:p>
-            <w:r>
-              <w:t>云计算</w:t>
-            </w:r>
-          </w:p>
-        </w:tc>
-        <w:tc>
-          <w:tcPr>
-            <w:tcW w:type="dxa" w:w="2160"/>
-          </w:tcPr>
-          <w:p>
-            <w:r>
-              <w:t>303亿</w:t>
-            </w:r>
-          </w:p>
-        </w:tc>
-        <w:tc>
-          <w:tcPr>
-            <w:tcW w:type="dxa" w:w="2160"/>
-          </w:tcPr>
-          <w:p>
-            <w:r>
-              <w:t>22%</w:t>
-            </w:r>
-          </w:p>
-        </w:tc>
-      </w:tr>
-      <w:tr>
-        <w:tc>
-          <w:tcPr>
-            <w:tcW w:type="dxa" w:w="2160"/>
-          </w:tcPr>
-          <w:p>
-            <w:r>
-              <w:t>迪摩科技有限公司</w:t>
-            </w:r>
-          </w:p>
-        </w:tc>
-        <w:tc>
-          <w:tcPr>
-            <w:tcW w:type="dxa" w:w="2160"/>
-          </w:tcPr>
-          <w:p>
-            <w:r>
-              <w:t>人工智能</w:t>
-            </w:r>
-          </w:p>
-        </w:tc>
-        <w:tc>
-          <w:tcPr>
-            <w:tcW w:type="dxa" w:w="2160"/>
-          </w:tcPr>
-          <w:p>
-            <w:r>
-              <w:t>281亿</w:t>
-            </w:r>
-          </w:p>
-        </w:tc>
-        <w:tc>
-          <w:tcPr>
-            <w:tcW w:type="dxa" w:w="2160"/>
-          </w:tcPr>
-          <w:p>
-            <w:r>
-              <w:t>15%</w:t>
-            </w:r>
-          </w:p>
-        </w:tc>
-      </w:tr>
-      <w:tr>
-        <w:tc>
-          <w:tcPr>
-            <w:tcW w:type="dxa" w:w="2160"/>
-          </w:tcPr>
-          <w:p>
-            <w:r>
-              <w:t>凌云网络有限公司</w:t>
-            </w:r>
-          </w:p>
-        </w:tc>
-        <w:tc>
-          <w:tcPr>
-            <w:tcW w:type="dxa" w:w="2160"/>
-          </w:tcPr>
-          <w:p>
-            <w:r>
-              <w:t>医疗科技</w:t>
-            </w:r>
-          </w:p>
-        </w:tc>
-        <w:tc>
-          <w:tcPr>
-            <w:tcW w:type="dxa" w:w="2160"/>
-          </w:tcPr>
-          <w:p>
-            <w:r>
-              <w:t>332亿</w:t>
-            </w:r>
-          </w:p>
-        </w:tc>
-        <w:tc>
-          <w:tcPr>
-            <w:tcW w:type="dxa" w:w="2160"/>
-          </w:tcPr>
-          <w:p>
-            <w:r>
-              <w:t>12%</w:t>
-            </w:r>
-          </w:p>
-        </w:tc>
-      </w:tr>
-    </w:tbl>
-    <w:p>
-      <w:pPr>
-        <w:pStyle w:val="Heading1"/>
-      </w:pPr>
-      <w:r>
-        <w:t>行业分析 4</w:t>
-      </w:r>
-    </w:p>
-    <w:p>
-      <w:r>
-        <w:br/>
-        <w:t>万迅电脑网络有限公司 是中国 半导体 行业的重要企业之一。</w:t>
-        <w:br/>
-        <w:t>根据华辰资本 资产配置委员会 的研究，该公司成立于 2019 年，</w:t>
-        <w:br/>
-        <w:t>目前员工规模约 7385 人。公司近年来持续加大研发投入，</w:t>
+        <w:t>目前员工规模约 2726 人。公司近年来持续加大研发投入，</w:t>
         <w:br/>
         <w:t>在核心技术方面形成了较强的竞争壁垒。</w:t>
         <w:br/>
@@ -2403,13 +82,2352 @@
     <w:p>
       <w:r>
         <w:br/>
-        <w:t>天益信息有限公司 是中国 云计算 行业的重要企业之一。</w:t>
+        <w:t>从产业链角度看，新能源 行业主要由上游设备厂商、</w:t>
         <w:br/>
-        <w:t>根据华辰资本 量化研究部 的研究，该公司成立于 2015 年，</w:t>
+        <w:t>中游平台企业以及下游应用厂商组成。</w:t>
         <w:br/>
-        <w:t>目前员工规模约 6900 人。公司近年来持续加大研发投入，</w:t>
+        <w:t>浦华众城网络有限公司 主要位于产业链的 上游 环节。</w:t>
+        <w:br/>
+      </w:r>
+    </w:p>
+    <w:p>
+      <w:r>
+        <w:br/>
+        <w:t>风险管理部认为，半导体 行业仍然面临若干</w:t>
+        <w:br/>
+        <w:t>不确定性因素，包括技术迭代风险、政策变化、</w:t>
+        <w:br/>
+        <w:t>以及市场竞争加剧等问题。</w:t>
+        <w:br/>
+      </w:r>
+    </w:p>
+    <w:p>
+      <w:r>
+        <w:br/>
+        <w:t>从产业链角度看，人工智能 行业主要由上游设备厂商、</w:t>
+        <w:br/>
+        <w:t>中游平台企业以及下游应用厂商组成。</w:t>
+        <w:br/>
+        <w:t>惠派国际公司科技有限公司 主要位于产业链的 中游 环节。</w:t>
+        <w:br/>
+      </w:r>
+    </w:p>
+    <w:tbl>
+      <w:tblPr>
+        <w:tblW w:type="auto" w:w="0"/>
+        <w:tblLook w:firstColumn="1" w:firstRow="1" w:lastColumn="0" w:lastRow="0" w:noHBand="0" w:noVBand="1" w:val="04A0"/>
+      </w:tblPr>
+      <w:tblGrid>
+        <w:gridCol w:w="2160"/>
+        <w:gridCol w:w="2160"/>
+        <w:gridCol w:w="2160"/>
+        <w:gridCol w:w="2160"/>
+      </w:tblGrid>
+      <w:tr>
+        <w:tc>
+          <w:tcPr>
+            <w:tcW w:type="dxa" w:w="2160"/>
+          </w:tcPr>
+          <w:p>
+            <w:r>
+              <w:t>公司</w:t>
+            </w:r>
+          </w:p>
+        </w:tc>
+        <w:tc>
+          <w:tcPr>
+            <w:tcW w:type="dxa" w:w="2160"/>
+          </w:tcPr>
+          <w:p>
+            <w:r>
+              <w:t>行业</w:t>
+            </w:r>
+          </w:p>
+        </w:tc>
+        <w:tc>
+          <w:tcPr>
+            <w:tcW w:type="dxa" w:w="2160"/>
+          </w:tcPr>
+          <w:p>
+            <w:r>
+              <w:t>市值</w:t>
+            </w:r>
+          </w:p>
+        </w:tc>
+        <w:tc>
+          <w:tcPr>
+            <w:tcW w:type="dxa" w:w="2160"/>
+          </w:tcPr>
+          <w:p>
+            <w:r>
+              <w:t>增长率</w:t>
+            </w:r>
+          </w:p>
+        </w:tc>
+      </w:tr>
+      <w:tr>
+        <w:tc>
+          <w:tcPr>
+            <w:tcW w:type="dxa" w:w="2160"/>
+          </w:tcPr>
+          <w:p>
+            <w:r>
+              <w:t>通际名联科技有限公司</w:t>
+            </w:r>
+          </w:p>
+        </w:tc>
+        <w:tc>
+          <w:tcPr>
+            <w:tcW w:type="dxa" w:w="2160"/>
+          </w:tcPr>
+          <w:p>
+            <w:r>
+              <w:t>人工智能</w:t>
+            </w:r>
+          </w:p>
+        </w:tc>
+        <w:tc>
+          <w:tcPr>
+            <w:tcW w:type="dxa" w:w="2160"/>
+          </w:tcPr>
+          <w:p>
+            <w:r>
+              <w:t>714亿</w:t>
+            </w:r>
+          </w:p>
+        </w:tc>
+        <w:tc>
+          <w:tcPr>
+            <w:tcW w:type="dxa" w:w="2160"/>
+          </w:tcPr>
+          <w:p>
+            <w:r>
+              <w:t>28%</w:t>
+            </w:r>
+          </w:p>
+        </w:tc>
+      </w:tr>
+      <w:tr>
+        <w:tc>
+          <w:tcPr>
+            <w:tcW w:type="dxa" w:w="2160"/>
+          </w:tcPr>
+          <w:p>
+            <w:r>
+              <w:t>戴硕电子网络有限公司</w:t>
+            </w:r>
+          </w:p>
+        </w:tc>
+        <w:tc>
+          <w:tcPr>
+            <w:tcW w:type="dxa" w:w="2160"/>
+          </w:tcPr>
+          <w:p>
+            <w:r>
+              <w:t>新能源</w:t>
+            </w:r>
+          </w:p>
+        </w:tc>
+        <w:tc>
+          <w:tcPr>
+            <w:tcW w:type="dxa" w:w="2160"/>
+          </w:tcPr>
+          <w:p>
+            <w:r>
+              <w:t>462亿</w:t>
+            </w:r>
+          </w:p>
+        </w:tc>
+        <w:tc>
+          <w:tcPr>
+            <w:tcW w:type="dxa" w:w="2160"/>
+          </w:tcPr>
+          <w:p>
+            <w:r>
+              <w:t>17%</w:t>
+            </w:r>
+          </w:p>
+        </w:tc>
+      </w:tr>
+      <w:tr>
+        <w:tc>
+          <w:tcPr>
+            <w:tcW w:type="dxa" w:w="2160"/>
+          </w:tcPr>
+          <w:p>
+            <w:r>
+              <w:t>艾提科信科技有限公司</w:t>
+            </w:r>
+          </w:p>
+        </w:tc>
+        <w:tc>
+          <w:tcPr>
+            <w:tcW w:type="dxa" w:w="2160"/>
+          </w:tcPr>
+          <w:p>
+            <w:r>
+              <w:t>云计算</w:t>
+            </w:r>
+          </w:p>
+        </w:tc>
+        <w:tc>
+          <w:tcPr>
+            <w:tcW w:type="dxa" w:w="2160"/>
+          </w:tcPr>
+          <w:p>
+            <w:r>
+              <w:t>111亿</w:t>
+            </w:r>
+          </w:p>
+        </w:tc>
+        <w:tc>
+          <w:tcPr>
+            <w:tcW w:type="dxa" w:w="2160"/>
+          </w:tcPr>
+          <w:p>
+            <w:r>
+              <w:t>9%</w:t>
+            </w:r>
+          </w:p>
+        </w:tc>
+      </w:tr>
+      <w:tr>
+        <w:tc>
+          <w:tcPr>
+            <w:tcW w:type="dxa" w:w="2160"/>
+          </w:tcPr>
+          <w:p>
+            <w:r>
+              <w:t>昊嘉科技有限公司</w:t>
+            </w:r>
+          </w:p>
+        </w:tc>
+        <w:tc>
+          <w:tcPr>
+            <w:tcW w:type="dxa" w:w="2160"/>
+          </w:tcPr>
+          <w:p>
+            <w:r>
+              <w:t>医疗科技</w:t>
+            </w:r>
+          </w:p>
+        </w:tc>
+        <w:tc>
+          <w:tcPr>
+            <w:tcW w:type="dxa" w:w="2160"/>
+          </w:tcPr>
+          <w:p>
+            <w:r>
+              <w:t>231亿</w:t>
+            </w:r>
+          </w:p>
+        </w:tc>
+        <w:tc>
+          <w:tcPr>
+            <w:tcW w:type="dxa" w:w="2160"/>
+          </w:tcPr>
+          <w:p>
+            <w:r>
+              <w:t>22%</w:t>
+            </w:r>
+          </w:p>
+        </w:tc>
+      </w:tr>
+      <w:tr>
+        <w:tc>
+          <w:tcPr>
+            <w:tcW w:type="dxa" w:w="2160"/>
+          </w:tcPr>
+          <w:p>
+            <w:r>
+              <w:t>通际名联科技有限公司</w:t>
+            </w:r>
+          </w:p>
+        </w:tc>
+        <w:tc>
+          <w:tcPr>
+            <w:tcW w:type="dxa" w:w="2160"/>
+          </w:tcPr>
+          <w:p>
+            <w:r>
+              <w:t>人工智能</w:t>
+            </w:r>
+          </w:p>
+        </w:tc>
+        <w:tc>
+          <w:tcPr>
+            <w:tcW w:type="dxa" w:w="2160"/>
+          </w:tcPr>
+          <w:p>
+            <w:r>
+              <w:t>774亿</w:t>
+            </w:r>
+          </w:p>
+        </w:tc>
+        <w:tc>
+          <w:tcPr>
+            <w:tcW w:type="dxa" w:w="2160"/>
+          </w:tcPr>
+          <w:p>
+            <w:r>
+              <w:t>9%</w:t>
+            </w:r>
+          </w:p>
+        </w:tc>
+      </w:tr>
+      <w:tr>
+        <w:tc>
+          <w:tcPr>
+            <w:tcW w:type="dxa" w:w="2160"/>
+          </w:tcPr>
+          <w:p>
+            <w:r>
+              <w:t>迪摩信息有限公司</w:t>
+            </w:r>
+          </w:p>
+        </w:tc>
+        <w:tc>
+          <w:tcPr>
+            <w:tcW w:type="dxa" w:w="2160"/>
+          </w:tcPr>
+          <w:p>
+            <w:r>
+              <w:t>医疗科技</w:t>
+            </w:r>
+          </w:p>
+        </w:tc>
+        <w:tc>
+          <w:tcPr>
+            <w:tcW w:type="dxa" w:w="2160"/>
+          </w:tcPr>
+          <w:p>
+            <w:r>
+              <w:t>182亿</w:t>
+            </w:r>
+          </w:p>
+        </w:tc>
+        <w:tc>
+          <w:tcPr>
+            <w:tcW w:type="dxa" w:w="2160"/>
+          </w:tcPr>
+          <w:p>
+            <w:r>
+              <w:t>18%</w:t>
+            </w:r>
+          </w:p>
+        </w:tc>
+      </w:tr>
+      <w:tr>
+        <w:tc>
+          <w:tcPr>
+            <w:tcW w:type="dxa" w:w="2160"/>
+          </w:tcPr>
+          <w:p>
+            <w:r>
+              <w:t>明腾传媒有限公司</w:t>
+            </w:r>
+          </w:p>
+        </w:tc>
+        <w:tc>
+          <w:tcPr>
+            <w:tcW w:type="dxa" w:w="2160"/>
+          </w:tcPr>
+          <w:p>
+            <w:r>
+              <w:t>人工智能</w:t>
+            </w:r>
+          </w:p>
+        </w:tc>
+        <w:tc>
+          <w:tcPr>
+            <w:tcW w:type="dxa" w:w="2160"/>
+          </w:tcPr>
+          <w:p>
+            <w:r>
+              <w:t>405亿</w:t>
+            </w:r>
+          </w:p>
+        </w:tc>
+        <w:tc>
+          <w:tcPr>
+            <w:tcW w:type="dxa" w:w="2160"/>
+          </w:tcPr>
+          <w:p>
+            <w:r>
+              <w:t>9%</w:t>
+            </w:r>
+          </w:p>
+        </w:tc>
+      </w:tr>
+      <w:tr>
+        <w:tc>
+          <w:tcPr>
+            <w:tcW w:type="dxa" w:w="2160"/>
+          </w:tcPr>
+          <w:p>
+            <w:r>
+              <w:t>联软网络有限公司</w:t>
+            </w:r>
+          </w:p>
+        </w:tc>
+        <w:tc>
+          <w:tcPr>
+            <w:tcW w:type="dxa" w:w="2160"/>
+          </w:tcPr>
+          <w:p>
+            <w:r>
+              <w:t>半导体</w:t>
+            </w:r>
+          </w:p>
+        </w:tc>
+        <w:tc>
+          <w:tcPr>
+            <w:tcW w:type="dxa" w:w="2160"/>
+          </w:tcPr>
+          <w:p>
+            <w:r>
+              <w:t>344亿</w:t>
+            </w:r>
+          </w:p>
+        </w:tc>
+        <w:tc>
+          <w:tcPr>
+            <w:tcW w:type="dxa" w:w="2160"/>
+          </w:tcPr>
+          <w:p>
+            <w:r>
+              <w:t>5%</w:t>
+            </w:r>
+          </w:p>
+        </w:tc>
+      </w:tr>
+      <w:tr>
+        <w:tc>
+          <w:tcPr>
+            <w:tcW w:type="dxa" w:w="2160"/>
+          </w:tcPr>
+          <w:p>
+            <w:r>
+              <w:t>恩悌网络有限公司</w:t>
+            </w:r>
+          </w:p>
+        </w:tc>
+        <w:tc>
+          <w:tcPr>
+            <w:tcW w:type="dxa" w:w="2160"/>
+          </w:tcPr>
+          <w:p>
+            <w:r>
+              <w:t>新能源</w:t>
+            </w:r>
+          </w:p>
+        </w:tc>
+        <w:tc>
+          <w:tcPr>
+            <w:tcW w:type="dxa" w:w="2160"/>
+          </w:tcPr>
+          <w:p>
+            <w:r>
+              <w:t>214亿</w:t>
+            </w:r>
+          </w:p>
+        </w:tc>
+        <w:tc>
+          <w:tcPr>
+            <w:tcW w:type="dxa" w:w="2160"/>
+          </w:tcPr>
+          <w:p>
+            <w:r>
+              <w:t>9%</w:t>
+            </w:r>
+          </w:p>
+        </w:tc>
+      </w:tr>
+      <w:tr>
+        <w:tc>
+          <w:tcPr>
+            <w:tcW w:type="dxa" w:w="2160"/>
+          </w:tcPr>
+          <w:p>
+            <w:r>
+              <w:t>飞海科技传媒有限公司</w:t>
+            </w:r>
+          </w:p>
+        </w:tc>
+        <w:tc>
+          <w:tcPr>
+            <w:tcW w:type="dxa" w:w="2160"/>
+          </w:tcPr>
+          <w:p>
+            <w:r>
+              <w:t>消费科技</w:t>
+            </w:r>
+          </w:p>
+        </w:tc>
+        <w:tc>
+          <w:tcPr>
+            <w:tcW w:type="dxa" w:w="2160"/>
+          </w:tcPr>
+          <w:p>
+            <w:r>
+              <w:t>219亿</w:t>
+            </w:r>
+          </w:p>
+        </w:tc>
+        <w:tc>
+          <w:tcPr>
+            <w:tcW w:type="dxa" w:w="2160"/>
+          </w:tcPr>
+          <w:p>
+            <w:r>
+              <w:t>17%</w:t>
+            </w:r>
+          </w:p>
+        </w:tc>
+      </w:tr>
+      <w:tr>
+        <w:tc>
+          <w:tcPr>
+            <w:tcW w:type="dxa" w:w="2160"/>
+          </w:tcPr>
+          <w:p>
+            <w:r>
+              <w:t>鑫博腾飞信息有限公司</w:t>
+            </w:r>
+          </w:p>
+        </w:tc>
+        <w:tc>
+          <w:tcPr>
+            <w:tcW w:type="dxa" w:w="2160"/>
+          </w:tcPr>
+          <w:p>
+            <w:r>
+              <w:t>消费科技</w:t>
+            </w:r>
+          </w:p>
+        </w:tc>
+        <w:tc>
+          <w:tcPr>
+            <w:tcW w:type="dxa" w:w="2160"/>
+          </w:tcPr>
+          <w:p>
+            <w:r>
+              <w:t>380亿</w:t>
+            </w:r>
+          </w:p>
+        </w:tc>
+        <w:tc>
+          <w:tcPr>
+            <w:tcW w:type="dxa" w:w="2160"/>
+          </w:tcPr>
+          <w:p>
+            <w:r>
+              <w:t>20%</w:t>
+            </w:r>
+          </w:p>
+        </w:tc>
+      </w:tr>
+      <w:tr>
+        <w:tc>
+          <w:tcPr>
+            <w:tcW w:type="dxa" w:w="2160"/>
+          </w:tcPr>
+          <w:p>
+            <w:r>
+              <w:t>华成育卓科技有限公司</w:t>
+            </w:r>
+          </w:p>
+        </w:tc>
+        <w:tc>
+          <w:tcPr>
+            <w:tcW w:type="dxa" w:w="2160"/>
+          </w:tcPr>
+          <w:p>
+            <w:r>
+              <w:t>医疗科技</w:t>
+            </w:r>
+          </w:p>
+        </w:tc>
+        <w:tc>
+          <w:tcPr>
+            <w:tcW w:type="dxa" w:w="2160"/>
+          </w:tcPr>
+          <w:p>
+            <w:r>
+              <w:t>387亿</w:t>
+            </w:r>
+          </w:p>
+        </w:tc>
+        <w:tc>
+          <w:tcPr>
+            <w:tcW w:type="dxa" w:w="2160"/>
+          </w:tcPr>
+          <w:p>
+            <w:r>
+              <w:t>29%</w:t>
+            </w:r>
+          </w:p>
+        </w:tc>
+      </w:tr>
+      <w:tr>
+        <w:tc>
+          <w:tcPr>
+            <w:tcW w:type="dxa" w:w="2160"/>
+          </w:tcPr>
+          <w:p>
+            <w:r>
+              <w:t>昂歌信息信息有限公司</w:t>
+            </w:r>
+          </w:p>
+        </w:tc>
+        <w:tc>
+          <w:tcPr>
+            <w:tcW w:type="dxa" w:w="2160"/>
+          </w:tcPr>
+          <w:p>
+            <w:r>
+              <w:t>消费科技</w:t>
+            </w:r>
+          </w:p>
+        </w:tc>
+        <w:tc>
+          <w:tcPr>
+            <w:tcW w:type="dxa" w:w="2160"/>
+          </w:tcPr>
+          <w:p>
+            <w:r>
+              <w:t>419亿</w:t>
+            </w:r>
+          </w:p>
+        </w:tc>
+        <w:tc>
+          <w:tcPr>
+            <w:tcW w:type="dxa" w:w="2160"/>
+          </w:tcPr>
+          <w:p>
+            <w:r>
+              <w:t>18%</w:t>
+            </w:r>
+          </w:p>
+        </w:tc>
+      </w:tr>
+      <w:tr>
+        <w:tc>
+          <w:tcPr>
+            <w:tcW w:type="dxa" w:w="2160"/>
+          </w:tcPr>
+          <w:p>
+            <w:r>
+              <w:t>鑫博腾飞信息有限公司</w:t>
+            </w:r>
+          </w:p>
+        </w:tc>
+        <w:tc>
+          <w:tcPr>
+            <w:tcW w:type="dxa" w:w="2160"/>
+          </w:tcPr>
+          <w:p>
+            <w:r>
+              <w:t>消费科技</w:t>
+            </w:r>
+          </w:p>
+        </w:tc>
+        <w:tc>
+          <w:tcPr>
+            <w:tcW w:type="dxa" w:w="2160"/>
+          </w:tcPr>
+          <w:p>
+            <w:r>
+              <w:t>738亿</w:t>
+            </w:r>
+          </w:p>
+        </w:tc>
+        <w:tc>
+          <w:tcPr>
+            <w:tcW w:type="dxa" w:w="2160"/>
+          </w:tcPr>
+          <w:p>
+            <w:r>
+              <w:t>24%</w:t>
+            </w:r>
+          </w:p>
+        </w:tc>
+      </w:tr>
+      <w:tr>
+        <w:tc>
+          <w:tcPr>
+            <w:tcW w:type="dxa" w:w="2160"/>
+          </w:tcPr>
+          <w:p>
+            <w:r>
+              <w:t>雨林木风计算机科技有限公司</w:t>
+            </w:r>
+          </w:p>
+        </w:tc>
+        <w:tc>
+          <w:tcPr>
+            <w:tcW w:type="dxa" w:w="2160"/>
+          </w:tcPr>
+          <w:p>
+            <w:r>
+              <w:t>半导体</w:t>
+            </w:r>
+          </w:p>
+        </w:tc>
+        <w:tc>
+          <w:tcPr>
+            <w:tcW w:type="dxa" w:w="2160"/>
+          </w:tcPr>
+          <w:p>
+            <w:r>
+              <w:t>235亿</w:t>
+            </w:r>
+          </w:p>
+        </w:tc>
+        <w:tc>
+          <w:tcPr>
+            <w:tcW w:type="dxa" w:w="2160"/>
+          </w:tcPr>
+          <w:p>
+            <w:r>
+              <w:t>5%</w:t>
+            </w:r>
+          </w:p>
+        </w:tc>
+      </w:tr>
+    </w:tbl>
+    <w:p>
+      <w:pPr>
+        <w:pStyle w:val="Heading1"/>
+      </w:pPr>
+      <w:r>
+        <w:t>行业分析 2</w:t>
+      </w:r>
+    </w:p>
+    <w:p>
+      <w:r>
+        <w:br/>
+        <w:t>联软科技有限公司 是中国 消费科技 行业的重要企业之一。</w:t>
+        <w:br/>
+        <w:t>根据华辰资本 资产配置委员会 的研究，该公司成立于 2009 年，</w:t>
+        <w:br/>
+        <w:t>目前员工规模约 7080 人。公司近年来持续加大研发投入，</w:t>
         <w:br/>
         <w:t>在核心技术方面形成了较强的竞争壁垒。</w:t>
+        <w:br/>
+      </w:r>
+    </w:p>
+    <w:p>
+      <w:r>
+        <w:br/>
+        <w:t>风险管理部认为，人工智能 行业仍然面临若干</w:t>
+        <w:br/>
+        <w:t>不确定性因素，包括技术迭代风险、政策变化、</w:t>
+        <w:br/>
+        <w:t>以及市场竞争加剧等问题。</w:t>
+        <w:br/>
+      </w:r>
+    </w:p>
+    <w:p>
+      <w:r>
+        <w:br/>
+        <w:t>根据内部财务模型测算，联软网络有限公司 在未来三年</w:t>
+        <w:br/>
+        <w:t>收入复合增长率预计可达到 22% 左右。</w:t>
+        <w:br/>
+        <w:t>该预测基于行业需求增长以及公司产能扩张计划。</w:t>
+        <w:br/>
+      </w:r>
+    </w:p>
+    <w:p>
+      <w:r>
+        <w:br/>
+        <w:t>联软网络有限公司 是中国 半导体 行业的重要企业之一。</w:t>
+        <w:br/>
+        <w:t>根据华辰资本 投资委员会 的研究，该公司成立于 2012 年，</w:t>
+        <w:br/>
+        <w:t>目前员工规模约 5582 人。公司近年来持续加大研发投入，</w:t>
+        <w:br/>
+        <w:t>在核心技术方面形成了较强的竞争壁垒。</w:t>
+        <w:br/>
+      </w:r>
+    </w:p>
+    <w:p>
+      <w:r>
+        <w:br/>
+        <w:t>根据内部财务模型测算，巨奥传媒有限公司 在未来三年</w:t>
+        <w:br/>
+        <w:t>收入复合增长率预计可达到 24% 左右。</w:t>
+        <w:br/>
+        <w:t>该预测基于行业需求增长以及公司产能扩张计划。</w:t>
+        <w:br/>
+      </w:r>
+    </w:p>
+    <w:p>
+      <w:r>
+        <w:br/>
+        <w:t>从产业链角度看，消费科技 行业主要由上游设备厂商、</w:t>
+        <w:br/>
+        <w:t>中游平台企业以及下游应用厂商组成。</w:t>
+        <w:br/>
+        <w:t>鑫博腾飞信息有限公司 主要位于产业链的 中游 环节。</w:t>
+        <w:br/>
+      </w:r>
+    </w:p>
+    <w:p>
+      <w:r>
+        <w:br/>
+        <w:t>华辰资本旗下的 HC Global Macro Fund 在最近的资产配置会议中</w:t>
+        <w:br/>
+        <w:t>讨论了 半导体 行业的投资机会，并对 雨林木风计算机科技有限公司</w:t>
+        <w:br/>
+        <w:t>进行了重点评估。</w:t>
+        <w:br/>
+      </w:r>
+    </w:p>
+    <w:p>
+      <w:r>
+        <w:br/>
+        <w:t>良诺科技有限公司 是中国 云计算 行业的重要企业之一。</w:t>
+        <w:br/>
+        <w:t>根据华辰资本 投资委员会 的研究，该公司成立于 2016 年，</w:t>
+        <w:br/>
+        <w:t>目前员工规模约 1663 人。公司近年来持续加大研发投入，</w:t>
+        <w:br/>
+        <w:t>在核心技术方面形成了较强的竞争壁垒。</w:t>
+        <w:br/>
+      </w:r>
+    </w:p>
+    <w:tbl>
+      <w:tblPr>
+        <w:tblW w:type="auto" w:w="0"/>
+        <w:tblLook w:firstColumn="1" w:firstRow="1" w:lastColumn="0" w:lastRow="0" w:noHBand="0" w:noVBand="1" w:val="04A0"/>
+      </w:tblPr>
+      <w:tblGrid>
+        <w:gridCol w:w="2160"/>
+        <w:gridCol w:w="2160"/>
+        <w:gridCol w:w="2160"/>
+        <w:gridCol w:w="2160"/>
+      </w:tblGrid>
+      <w:tr>
+        <w:tc>
+          <w:tcPr>
+            <w:tcW w:type="dxa" w:w="2160"/>
+          </w:tcPr>
+          <w:p>
+            <w:r>
+              <w:t>公司</w:t>
+            </w:r>
+          </w:p>
+        </w:tc>
+        <w:tc>
+          <w:tcPr>
+            <w:tcW w:type="dxa" w:w="2160"/>
+          </w:tcPr>
+          <w:p>
+            <w:r>
+              <w:t>行业</w:t>
+            </w:r>
+          </w:p>
+        </w:tc>
+        <w:tc>
+          <w:tcPr>
+            <w:tcW w:type="dxa" w:w="2160"/>
+          </w:tcPr>
+          <w:p>
+            <w:r>
+              <w:t>市值</w:t>
+            </w:r>
+          </w:p>
+        </w:tc>
+        <w:tc>
+          <w:tcPr>
+            <w:tcW w:type="dxa" w:w="2160"/>
+          </w:tcPr>
+          <w:p>
+            <w:r>
+              <w:t>增长率</w:t>
+            </w:r>
+          </w:p>
+        </w:tc>
+      </w:tr>
+      <w:tr>
+        <w:tc>
+          <w:tcPr>
+            <w:tcW w:type="dxa" w:w="2160"/>
+          </w:tcPr>
+          <w:p>
+            <w:r>
+              <w:t>惠派国际公司科技有限公司</w:t>
+            </w:r>
+          </w:p>
+        </w:tc>
+        <w:tc>
+          <w:tcPr>
+            <w:tcW w:type="dxa" w:w="2160"/>
+          </w:tcPr>
+          <w:p>
+            <w:r>
+              <w:t>人工智能</w:t>
+            </w:r>
+          </w:p>
+        </w:tc>
+        <w:tc>
+          <w:tcPr>
+            <w:tcW w:type="dxa" w:w="2160"/>
+          </w:tcPr>
+          <w:p>
+            <w:r>
+              <w:t>386亿</w:t>
+            </w:r>
+          </w:p>
+        </w:tc>
+        <w:tc>
+          <w:tcPr>
+            <w:tcW w:type="dxa" w:w="2160"/>
+          </w:tcPr>
+          <w:p>
+            <w:r>
+              <w:t>20%</w:t>
+            </w:r>
+          </w:p>
+        </w:tc>
+      </w:tr>
+      <w:tr>
+        <w:tc>
+          <w:tcPr>
+            <w:tcW w:type="dxa" w:w="2160"/>
+          </w:tcPr>
+          <w:p>
+            <w:r>
+              <w:t>联通时科传媒有限公司</w:t>
+            </w:r>
+          </w:p>
+        </w:tc>
+        <w:tc>
+          <w:tcPr>
+            <w:tcW w:type="dxa" w:w="2160"/>
+          </w:tcPr>
+          <w:p>
+            <w:r>
+              <w:t>消费科技</w:t>
+            </w:r>
+          </w:p>
+        </w:tc>
+        <w:tc>
+          <w:tcPr>
+            <w:tcW w:type="dxa" w:w="2160"/>
+          </w:tcPr>
+          <w:p>
+            <w:r>
+              <w:t>549亿</w:t>
+            </w:r>
+          </w:p>
+        </w:tc>
+        <w:tc>
+          <w:tcPr>
+            <w:tcW w:type="dxa" w:w="2160"/>
+          </w:tcPr>
+          <w:p>
+            <w:r>
+              <w:t>10%</w:t>
+            </w:r>
+          </w:p>
+        </w:tc>
+      </w:tr>
+      <w:tr>
+        <w:tc>
+          <w:tcPr>
+            <w:tcW w:type="dxa" w:w="2160"/>
+          </w:tcPr>
+          <w:p>
+            <w:r>
+              <w:t>艾提科信科技有限公司</w:t>
+            </w:r>
+          </w:p>
+        </w:tc>
+        <w:tc>
+          <w:tcPr>
+            <w:tcW w:type="dxa" w:w="2160"/>
+          </w:tcPr>
+          <w:p>
+            <w:r>
+              <w:t>云计算</w:t>
+            </w:r>
+          </w:p>
+        </w:tc>
+        <w:tc>
+          <w:tcPr>
+            <w:tcW w:type="dxa" w:w="2160"/>
+          </w:tcPr>
+          <w:p>
+            <w:r>
+              <w:t>384亿</w:t>
+            </w:r>
+          </w:p>
+        </w:tc>
+        <w:tc>
+          <w:tcPr>
+            <w:tcW w:type="dxa" w:w="2160"/>
+          </w:tcPr>
+          <w:p>
+            <w:r>
+              <w:t>30%</w:t>
+            </w:r>
+          </w:p>
+        </w:tc>
+      </w:tr>
+      <w:tr>
+        <w:tc>
+          <w:tcPr>
+            <w:tcW w:type="dxa" w:w="2160"/>
+          </w:tcPr>
+          <w:p>
+            <w:r>
+              <w:t>方正科技传媒有限公司</w:t>
+            </w:r>
+          </w:p>
+        </w:tc>
+        <w:tc>
+          <w:tcPr>
+            <w:tcW w:type="dxa" w:w="2160"/>
+          </w:tcPr>
+          <w:p>
+            <w:r>
+              <w:t>人工智能</w:t>
+            </w:r>
+          </w:p>
+        </w:tc>
+        <w:tc>
+          <w:tcPr>
+            <w:tcW w:type="dxa" w:w="2160"/>
+          </w:tcPr>
+          <w:p>
+            <w:r>
+              <w:t>127亿</w:t>
+            </w:r>
+          </w:p>
+        </w:tc>
+        <w:tc>
+          <w:tcPr>
+            <w:tcW w:type="dxa" w:w="2160"/>
+          </w:tcPr>
+          <w:p>
+            <w:r>
+              <w:t>5%</w:t>
+            </w:r>
+          </w:p>
+        </w:tc>
+      </w:tr>
+      <w:tr>
+        <w:tc>
+          <w:tcPr>
+            <w:tcW w:type="dxa" w:w="2160"/>
+          </w:tcPr>
+          <w:p>
+            <w:r>
+              <w:t>华成育卓科技有限公司</w:t>
+            </w:r>
+          </w:p>
+        </w:tc>
+        <w:tc>
+          <w:tcPr>
+            <w:tcW w:type="dxa" w:w="2160"/>
+          </w:tcPr>
+          <w:p>
+            <w:r>
+              <w:t>医疗科技</w:t>
+            </w:r>
+          </w:p>
+        </w:tc>
+        <w:tc>
+          <w:tcPr>
+            <w:tcW w:type="dxa" w:w="2160"/>
+          </w:tcPr>
+          <w:p>
+            <w:r>
+              <w:t>612亿</w:t>
+            </w:r>
+          </w:p>
+        </w:tc>
+        <w:tc>
+          <w:tcPr>
+            <w:tcW w:type="dxa" w:w="2160"/>
+          </w:tcPr>
+          <w:p>
+            <w:r>
+              <w:t>5%</w:t>
+            </w:r>
+          </w:p>
+        </w:tc>
+      </w:tr>
+      <w:tr>
+        <w:tc>
+          <w:tcPr>
+            <w:tcW w:type="dxa" w:w="2160"/>
+          </w:tcPr>
+          <w:p>
+            <w:r>
+              <w:t>信诚致远网络有限公司</w:t>
+            </w:r>
+          </w:p>
+        </w:tc>
+        <w:tc>
+          <w:tcPr>
+            <w:tcW w:type="dxa" w:w="2160"/>
+          </w:tcPr>
+          <w:p>
+            <w:r>
+              <w:t>半导体</w:t>
+            </w:r>
+          </w:p>
+        </w:tc>
+        <w:tc>
+          <w:tcPr>
+            <w:tcW w:type="dxa" w:w="2160"/>
+          </w:tcPr>
+          <w:p>
+            <w:r>
+              <w:t>770亿</w:t>
+            </w:r>
+          </w:p>
+        </w:tc>
+        <w:tc>
+          <w:tcPr>
+            <w:tcW w:type="dxa" w:w="2160"/>
+          </w:tcPr>
+          <w:p>
+            <w:r>
+              <w:t>7%</w:t>
+            </w:r>
+          </w:p>
+        </w:tc>
+      </w:tr>
+      <w:tr>
+        <w:tc>
+          <w:tcPr>
+            <w:tcW w:type="dxa" w:w="2160"/>
+          </w:tcPr>
+          <w:p>
+            <w:r>
+              <w:t>新格林耐特网络有限公司</w:t>
+            </w:r>
+          </w:p>
+        </w:tc>
+        <w:tc>
+          <w:tcPr>
+            <w:tcW w:type="dxa" w:w="2160"/>
+          </w:tcPr>
+          <w:p>
+            <w:r>
+              <w:t>人工智能</w:t>
+            </w:r>
+          </w:p>
+        </w:tc>
+        <w:tc>
+          <w:tcPr>
+            <w:tcW w:type="dxa" w:w="2160"/>
+          </w:tcPr>
+          <w:p>
+            <w:r>
+              <w:t>446亿</w:t>
+            </w:r>
+          </w:p>
+        </w:tc>
+        <w:tc>
+          <w:tcPr>
+            <w:tcW w:type="dxa" w:w="2160"/>
+          </w:tcPr>
+          <w:p>
+            <w:r>
+              <w:t>30%</w:t>
+            </w:r>
+          </w:p>
+        </w:tc>
+      </w:tr>
+      <w:tr>
+        <w:tc>
+          <w:tcPr>
+            <w:tcW w:type="dxa" w:w="2160"/>
+          </w:tcPr>
+          <w:p>
+            <w:r>
+              <w:t>巨奥传媒有限公司</w:t>
+            </w:r>
+          </w:p>
+        </w:tc>
+        <w:tc>
+          <w:tcPr>
+            <w:tcW w:type="dxa" w:w="2160"/>
+          </w:tcPr>
+          <w:p>
+            <w:r>
+              <w:t>人工智能</w:t>
+            </w:r>
+          </w:p>
+        </w:tc>
+        <w:tc>
+          <w:tcPr>
+            <w:tcW w:type="dxa" w:w="2160"/>
+          </w:tcPr>
+          <w:p>
+            <w:r>
+              <w:t>481亿</w:t>
+            </w:r>
+          </w:p>
+        </w:tc>
+        <w:tc>
+          <w:tcPr>
+            <w:tcW w:type="dxa" w:w="2160"/>
+          </w:tcPr>
+          <w:p>
+            <w:r>
+              <w:t>20%</w:t>
+            </w:r>
+          </w:p>
+        </w:tc>
+      </w:tr>
+      <w:tr>
+        <w:tc>
+          <w:tcPr>
+            <w:tcW w:type="dxa" w:w="2160"/>
+          </w:tcPr>
+          <w:p>
+            <w:r>
+              <w:t>联软网络有限公司</w:t>
+            </w:r>
+          </w:p>
+        </w:tc>
+        <w:tc>
+          <w:tcPr>
+            <w:tcW w:type="dxa" w:w="2160"/>
+          </w:tcPr>
+          <w:p>
+            <w:r>
+              <w:t>半导体</w:t>
+            </w:r>
+          </w:p>
+        </w:tc>
+        <w:tc>
+          <w:tcPr>
+            <w:tcW w:type="dxa" w:w="2160"/>
+          </w:tcPr>
+          <w:p>
+            <w:r>
+              <w:t>137亿</w:t>
+            </w:r>
+          </w:p>
+        </w:tc>
+        <w:tc>
+          <w:tcPr>
+            <w:tcW w:type="dxa" w:w="2160"/>
+          </w:tcPr>
+          <w:p>
+            <w:r>
+              <w:t>15%</w:t>
+            </w:r>
+          </w:p>
+        </w:tc>
+      </w:tr>
+      <w:tr>
+        <w:tc>
+          <w:tcPr>
+            <w:tcW w:type="dxa" w:w="2160"/>
+          </w:tcPr>
+          <w:p>
+            <w:r>
+              <w:t>华泰通安传媒有限公司</w:t>
+            </w:r>
+          </w:p>
+        </w:tc>
+        <w:tc>
+          <w:tcPr>
+            <w:tcW w:type="dxa" w:w="2160"/>
+          </w:tcPr>
+          <w:p>
+            <w:r>
+              <w:t>消费科技</w:t>
+            </w:r>
+          </w:p>
+        </w:tc>
+        <w:tc>
+          <w:tcPr>
+            <w:tcW w:type="dxa" w:w="2160"/>
+          </w:tcPr>
+          <w:p>
+            <w:r>
+              <w:t>681亿</w:t>
+            </w:r>
+          </w:p>
+        </w:tc>
+        <w:tc>
+          <w:tcPr>
+            <w:tcW w:type="dxa" w:w="2160"/>
+          </w:tcPr>
+          <w:p>
+            <w:r>
+              <w:t>21%</w:t>
+            </w:r>
+          </w:p>
+        </w:tc>
+      </w:tr>
+      <w:tr>
+        <w:tc>
+          <w:tcPr>
+            <w:tcW w:type="dxa" w:w="2160"/>
+          </w:tcPr>
+          <w:p>
+            <w:r>
+              <w:t>飞海科技传媒有限公司</w:t>
+            </w:r>
+          </w:p>
+        </w:tc>
+        <w:tc>
+          <w:tcPr>
+            <w:tcW w:type="dxa" w:w="2160"/>
+          </w:tcPr>
+          <w:p>
+            <w:r>
+              <w:t>消费科技</w:t>
+            </w:r>
+          </w:p>
+        </w:tc>
+        <w:tc>
+          <w:tcPr>
+            <w:tcW w:type="dxa" w:w="2160"/>
+          </w:tcPr>
+          <w:p>
+            <w:r>
+              <w:t>102亿</w:t>
+            </w:r>
+          </w:p>
+        </w:tc>
+        <w:tc>
+          <w:tcPr>
+            <w:tcW w:type="dxa" w:w="2160"/>
+          </w:tcPr>
+          <w:p>
+            <w:r>
+              <w:t>17%</w:t>
+            </w:r>
+          </w:p>
+        </w:tc>
+      </w:tr>
+      <w:tr>
+        <w:tc>
+          <w:tcPr>
+            <w:tcW w:type="dxa" w:w="2160"/>
+          </w:tcPr>
+          <w:p>
+            <w:r>
+              <w:t>昊嘉科技有限公司</w:t>
+            </w:r>
+          </w:p>
+        </w:tc>
+        <w:tc>
+          <w:tcPr>
+            <w:tcW w:type="dxa" w:w="2160"/>
+          </w:tcPr>
+          <w:p>
+            <w:r>
+              <w:t>医疗科技</w:t>
+            </w:r>
+          </w:p>
+        </w:tc>
+        <w:tc>
+          <w:tcPr>
+            <w:tcW w:type="dxa" w:w="2160"/>
+          </w:tcPr>
+          <w:p>
+            <w:r>
+              <w:t>233亿</w:t>
+            </w:r>
+          </w:p>
+        </w:tc>
+        <w:tc>
+          <w:tcPr>
+            <w:tcW w:type="dxa" w:w="2160"/>
+          </w:tcPr>
+          <w:p>
+            <w:r>
+              <w:t>6%</w:t>
+            </w:r>
+          </w:p>
+        </w:tc>
+      </w:tr>
+      <w:tr>
+        <w:tc>
+          <w:tcPr>
+            <w:tcW w:type="dxa" w:w="2160"/>
+          </w:tcPr>
+          <w:p>
+            <w:r>
+              <w:t>迪摩信息有限公司</w:t>
+            </w:r>
+          </w:p>
+        </w:tc>
+        <w:tc>
+          <w:tcPr>
+            <w:tcW w:type="dxa" w:w="2160"/>
+          </w:tcPr>
+          <w:p>
+            <w:r>
+              <w:t>医疗科技</w:t>
+            </w:r>
+          </w:p>
+        </w:tc>
+        <w:tc>
+          <w:tcPr>
+            <w:tcW w:type="dxa" w:w="2160"/>
+          </w:tcPr>
+          <w:p>
+            <w:r>
+              <w:t>634亿</w:t>
+            </w:r>
+          </w:p>
+        </w:tc>
+        <w:tc>
+          <w:tcPr>
+            <w:tcW w:type="dxa" w:w="2160"/>
+          </w:tcPr>
+          <w:p>
+            <w:r>
+              <w:t>22%</w:t>
+            </w:r>
+          </w:p>
+        </w:tc>
+      </w:tr>
+      <w:tr>
+        <w:tc>
+          <w:tcPr>
+            <w:tcW w:type="dxa" w:w="2160"/>
+          </w:tcPr>
+          <w:p>
+            <w:r>
+              <w:t>新格林耐特网络有限公司</w:t>
+            </w:r>
+          </w:p>
+        </w:tc>
+        <w:tc>
+          <w:tcPr>
+            <w:tcW w:type="dxa" w:w="2160"/>
+          </w:tcPr>
+          <w:p>
+            <w:r>
+              <w:t>人工智能</w:t>
+            </w:r>
+          </w:p>
+        </w:tc>
+        <w:tc>
+          <w:tcPr>
+            <w:tcW w:type="dxa" w:w="2160"/>
+          </w:tcPr>
+          <w:p>
+            <w:r>
+              <w:t>106亿</w:t>
+            </w:r>
+          </w:p>
+        </w:tc>
+        <w:tc>
+          <w:tcPr>
+            <w:tcW w:type="dxa" w:w="2160"/>
+          </w:tcPr>
+          <w:p>
+            <w:r>
+              <w:t>8%</w:t>
+            </w:r>
+          </w:p>
+        </w:tc>
+      </w:tr>
+      <w:tr>
+        <w:tc>
+          <w:tcPr>
+            <w:tcW w:type="dxa" w:w="2160"/>
+          </w:tcPr>
+          <w:p>
+            <w:r>
+              <w:t>方正科技传媒有限公司</w:t>
+            </w:r>
+          </w:p>
+        </w:tc>
+        <w:tc>
+          <w:tcPr>
+            <w:tcW w:type="dxa" w:w="2160"/>
+          </w:tcPr>
+          <w:p>
+            <w:r>
+              <w:t>人工智能</w:t>
+            </w:r>
+          </w:p>
+        </w:tc>
+        <w:tc>
+          <w:tcPr>
+            <w:tcW w:type="dxa" w:w="2160"/>
+          </w:tcPr>
+          <w:p>
+            <w:r>
+              <w:t>789亿</w:t>
+            </w:r>
+          </w:p>
+        </w:tc>
+        <w:tc>
+          <w:tcPr>
+            <w:tcW w:type="dxa" w:w="2160"/>
+          </w:tcPr>
+          <w:p>
+            <w:r>
+              <w:t>15%</w:t>
+            </w:r>
+          </w:p>
+        </w:tc>
+      </w:tr>
+    </w:tbl>
+    <w:p>
+      <w:pPr>
+        <w:pStyle w:val="Heading1"/>
+      </w:pPr>
+      <w:r>
+        <w:t>行业分析 3</w:t>
+      </w:r>
+    </w:p>
+    <w:p>
+      <w:r>
+        <w:br/>
+        <w:t>根据内部财务模型测算，巨奥传媒有限公司 在未来三年</w:t>
+        <w:br/>
+        <w:t>收入复合增长率预计可达到 15% 左右。</w:t>
+        <w:br/>
+        <w:t>该预测基于行业需求增长以及公司产能扩张计划。</w:t>
+        <w:br/>
+      </w:r>
+    </w:p>
+    <w:p>
+      <w:r>
+        <w:br/>
+        <w:t>华辰资本旗下的 HC Quant Arbitrage Fund 在最近的资产配置会议中</w:t>
+        <w:br/>
+        <w:t>讨论了 半导体 行业的投资机会，并对 雨林木风计算机科技有限公司</w:t>
+        <w:br/>
+        <w:t>进行了重点评估。</w:t>
+        <w:br/>
+      </w:r>
+    </w:p>
+    <w:p>
+      <w:r>
+        <w:br/>
+        <w:t>风险管理部认为，机器人 行业仍然面临若干</w:t>
+        <w:br/>
+        <w:t>不确定性因素，包括技术迭代风险、政策变化、</w:t>
+        <w:br/>
+        <w:t>以及市场竞争加剧等问题。</w:t>
+        <w:br/>
+      </w:r>
+    </w:p>
+    <w:p>
+      <w:r>
+        <w:br/>
+        <w:t>华辰资本旗下的 HC Alpha Growth Fund 在最近的资产配置会议中</w:t>
+        <w:br/>
+        <w:t>讨论了 消费科技 行业的投资机会，并对 方正科技信息有限公司</w:t>
+        <w:br/>
+        <w:t>进行了重点评估。</w:t>
+        <w:br/>
+      </w:r>
+    </w:p>
+    <w:p>
+      <w:r>
+        <w:br/>
+        <w:t>从产业链角度看，云计算 行业主要由上游设备厂商、</w:t>
+        <w:br/>
+        <w:t>中游平台企业以及下游应用厂商组成。</w:t>
+        <w:br/>
+        <w:t>信诚致远科技有限公司 主要位于产业链的 下游 环节。</w:t>
+        <w:br/>
+      </w:r>
+    </w:p>
+    <w:p>
+      <w:r>
+        <w:br/>
+        <w:t>从产业链角度看，人工智能 行业主要由上游设备厂商、</w:t>
+        <w:br/>
+        <w:t>中游平台企业以及下游应用厂商组成。</w:t>
+        <w:br/>
+        <w:t>新格林耐特网络有限公司 主要位于产业链的 下游 环节。</w:t>
+        <w:br/>
+      </w:r>
+    </w:p>
+    <w:p>
+      <w:r>
+        <w:br/>
+        <w:t>华辰资本旗下的 HC Energy Transition Fund 在最近的资产配置会议中</w:t>
+        <w:br/>
+        <w:t>讨论了 云计算 行业的投资机会，并对 艾提科信科技有限公司</w:t>
+        <w:br/>
+        <w:t>进行了重点评估。</w:t>
+        <w:br/>
+      </w:r>
+    </w:p>
+    <w:p>
+      <w:r>
+        <w:br/>
+        <w:t>雨林木风计算机科技有限公司 是中国 半导体 行业的重要企业之一。</w:t>
+        <w:br/>
+        <w:t>根据华辰资本 量化研究部 的研究，该公司成立于 2007 年，</w:t>
+        <w:br/>
+        <w:t>目前员工规模约 7826 人。公司近年来持续加大研发投入，</w:t>
+        <w:br/>
+        <w:t>在核心技术方面形成了较强的竞争壁垒。</w:t>
+        <w:br/>
+      </w:r>
+    </w:p>
+    <w:tbl>
+      <w:tblPr>
+        <w:tblW w:type="auto" w:w="0"/>
+        <w:tblLook w:firstColumn="1" w:firstRow="1" w:lastColumn="0" w:lastRow="0" w:noHBand="0" w:noVBand="1" w:val="04A0"/>
+      </w:tblPr>
+      <w:tblGrid>
+        <w:gridCol w:w="2160"/>
+        <w:gridCol w:w="2160"/>
+        <w:gridCol w:w="2160"/>
+        <w:gridCol w:w="2160"/>
+      </w:tblGrid>
+      <w:tr>
+        <w:tc>
+          <w:tcPr>
+            <w:tcW w:type="dxa" w:w="2160"/>
+          </w:tcPr>
+          <w:p>
+            <w:r>
+              <w:t>公司</w:t>
+            </w:r>
+          </w:p>
+        </w:tc>
+        <w:tc>
+          <w:tcPr>
+            <w:tcW w:type="dxa" w:w="2160"/>
+          </w:tcPr>
+          <w:p>
+            <w:r>
+              <w:t>行业</w:t>
+            </w:r>
+          </w:p>
+        </w:tc>
+        <w:tc>
+          <w:tcPr>
+            <w:tcW w:type="dxa" w:w="2160"/>
+          </w:tcPr>
+          <w:p>
+            <w:r>
+              <w:t>市值</w:t>
+            </w:r>
+          </w:p>
+        </w:tc>
+        <w:tc>
+          <w:tcPr>
+            <w:tcW w:type="dxa" w:w="2160"/>
+          </w:tcPr>
+          <w:p>
+            <w:r>
+              <w:t>增长率</w:t>
+            </w:r>
+          </w:p>
+        </w:tc>
+      </w:tr>
+      <w:tr>
+        <w:tc>
+          <w:tcPr>
+            <w:tcW w:type="dxa" w:w="2160"/>
+          </w:tcPr>
+          <w:p>
+            <w:r>
+              <w:t>华成育卓传媒有限公司</w:t>
+            </w:r>
+          </w:p>
+        </w:tc>
+        <w:tc>
+          <w:tcPr>
+            <w:tcW w:type="dxa" w:w="2160"/>
+          </w:tcPr>
+          <w:p>
+            <w:r>
+              <w:t>人工智能</w:t>
+            </w:r>
+          </w:p>
+        </w:tc>
+        <w:tc>
+          <w:tcPr>
+            <w:tcW w:type="dxa" w:w="2160"/>
+          </w:tcPr>
+          <w:p>
+            <w:r>
+              <w:t>202亿</w:t>
+            </w:r>
+          </w:p>
+        </w:tc>
+        <w:tc>
+          <w:tcPr>
+            <w:tcW w:type="dxa" w:w="2160"/>
+          </w:tcPr>
+          <w:p>
+            <w:r>
+              <w:t>11%</w:t>
+            </w:r>
+          </w:p>
+        </w:tc>
+      </w:tr>
+      <w:tr>
+        <w:tc>
+          <w:tcPr>
+            <w:tcW w:type="dxa" w:w="2160"/>
+          </w:tcPr>
+          <w:p>
+            <w:r>
+              <w:t>联软网络有限公司</w:t>
+            </w:r>
+          </w:p>
+        </w:tc>
+        <w:tc>
+          <w:tcPr>
+            <w:tcW w:type="dxa" w:w="2160"/>
+          </w:tcPr>
+          <w:p>
+            <w:r>
+              <w:t>半导体</w:t>
+            </w:r>
+          </w:p>
+        </w:tc>
+        <w:tc>
+          <w:tcPr>
+            <w:tcW w:type="dxa" w:w="2160"/>
+          </w:tcPr>
+          <w:p>
+            <w:r>
+              <w:t>233亿</w:t>
+            </w:r>
+          </w:p>
+        </w:tc>
+        <w:tc>
+          <w:tcPr>
+            <w:tcW w:type="dxa" w:w="2160"/>
+          </w:tcPr>
+          <w:p>
+            <w:r>
+              <w:t>29%</w:t>
+            </w:r>
+          </w:p>
+        </w:tc>
+      </w:tr>
+      <w:tr>
+        <w:tc>
+          <w:tcPr>
+            <w:tcW w:type="dxa" w:w="2160"/>
+          </w:tcPr>
+          <w:p>
+            <w:r>
+              <w:t>联软网络有限公司</w:t>
+            </w:r>
+          </w:p>
+        </w:tc>
+        <w:tc>
+          <w:tcPr>
+            <w:tcW w:type="dxa" w:w="2160"/>
+          </w:tcPr>
+          <w:p>
+            <w:r>
+              <w:t>半导体</w:t>
+            </w:r>
+          </w:p>
+        </w:tc>
+        <w:tc>
+          <w:tcPr>
+            <w:tcW w:type="dxa" w:w="2160"/>
+          </w:tcPr>
+          <w:p>
+            <w:r>
+              <w:t>356亿</w:t>
+            </w:r>
+          </w:p>
+        </w:tc>
+        <w:tc>
+          <w:tcPr>
+            <w:tcW w:type="dxa" w:w="2160"/>
+          </w:tcPr>
+          <w:p>
+            <w:r>
+              <w:t>9%</w:t>
+            </w:r>
+          </w:p>
+        </w:tc>
+      </w:tr>
+      <w:tr>
+        <w:tc>
+          <w:tcPr>
+            <w:tcW w:type="dxa" w:w="2160"/>
+          </w:tcPr>
+          <w:p>
+            <w:r>
+              <w:t>创联世纪信息有限公司</w:t>
+            </w:r>
+          </w:p>
+        </w:tc>
+        <w:tc>
+          <w:tcPr>
+            <w:tcW w:type="dxa" w:w="2160"/>
+          </w:tcPr>
+          <w:p>
+            <w:r>
+              <w:t>云计算</w:t>
+            </w:r>
+          </w:p>
+        </w:tc>
+        <w:tc>
+          <w:tcPr>
+            <w:tcW w:type="dxa" w:w="2160"/>
+          </w:tcPr>
+          <w:p>
+            <w:r>
+              <w:t>408亿</w:t>
+            </w:r>
+          </w:p>
+        </w:tc>
+        <w:tc>
+          <w:tcPr>
+            <w:tcW w:type="dxa" w:w="2160"/>
+          </w:tcPr>
+          <w:p>
+            <w:r>
+              <w:t>27%</w:t>
+            </w:r>
+          </w:p>
+        </w:tc>
+      </w:tr>
+      <w:tr>
+        <w:tc>
+          <w:tcPr>
+            <w:tcW w:type="dxa" w:w="2160"/>
+          </w:tcPr>
+          <w:p>
+            <w:r>
+              <w:t>毕博诚信息有限公司</w:t>
+            </w:r>
+          </w:p>
+        </w:tc>
+        <w:tc>
+          <w:tcPr>
+            <w:tcW w:type="dxa" w:w="2160"/>
+          </w:tcPr>
+          <w:p>
+            <w:r>
+              <w:t>机器人</w:t>
+            </w:r>
+          </w:p>
+        </w:tc>
+        <w:tc>
+          <w:tcPr>
+            <w:tcW w:type="dxa" w:w="2160"/>
+          </w:tcPr>
+          <w:p>
+            <w:r>
+              <w:t>167亿</w:t>
+            </w:r>
+          </w:p>
+        </w:tc>
+        <w:tc>
+          <w:tcPr>
+            <w:tcW w:type="dxa" w:w="2160"/>
+          </w:tcPr>
+          <w:p>
+            <w:r>
+              <w:t>24%</w:t>
+            </w:r>
+          </w:p>
+        </w:tc>
+      </w:tr>
+      <w:tr>
+        <w:tc>
+          <w:tcPr>
+            <w:tcW w:type="dxa" w:w="2160"/>
+          </w:tcPr>
+          <w:p>
+            <w:r>
+              <w:t>浦华众城网络有限公司</w:t>
+            </w:r>
+          </w:p>
+        </w:tc>
+        <w:tc>
+          <w:tcPr>
+            <w:tcW w:type="dxa" w:w="2160"/>
+          </w:tcPr>
+          <w:p>
+            <w:r>
+              <w:t>新能源</w:t>
+            </w:r>
+          </w:p>
+        </w:tc>
+        <w:tc>
+          <w:tcPr>
+            <w:tcW w:type="dxa" w:w="2160"/>
+          </w:tcPr>
+          <w:p>
+            <w:r>
+              <w:t>194亿</w:t>
+            </w:r>
+          </w:p>
+        </w:tc>
+        <w:tc>
+          <w:tcPr>
+            <w:tcW w:type="dxa" w:w="2160"/>
+          </w:tcPr>
+          <w:p>
+            <w:r>
+              <w:t>22%</w:t>
+            </w:r>
+          </w:p>
+        </w:tc>
+      </w:tr>
+      <w:tr>
+        <w:tc>
+          <w:tcPr>
+            <w:tcW w:type="dxa" w:w="2160"/>
+          </w:tcPr>
+          <w:p>
+            <w:r>
+              <w:t>浦华众城网络有限公司</w:t>
+            </w:r>
+          </w:p>
+        </w:tc>
+        <w:tc>
+          <w:tcPr>
+            <w:tcW w:type="dxa" w:w="2160"/>
+          </w:tcPr>
+          <w:p>
+            <w:r>
+              <w:t>新能源</w:t>
+            </w:r>
+          </w:p>
+        </w:tc>
+        <w:tc>
+          <w:tcPr>
+            <w:tcW w:type="dxa" w:w="2160"/>
+          </w:tcPr>
+          <w:p>
+            <w:r>
+              <w:t>344亿</w:t>
+            </w:r>
+          </w:p>
+        </w:tc>
+        <w:tc>
+          <w:tcPr>
+            <w:tcW w:type="dxa" w:w="2160"/>
+          </w:tcPr>
+          <w:p>
+            <w:r>
+              <w:t>21%</w:t>
+            </w:r>
+          </w:p>
+        </w:tc>
+      </w:tr>
+      <w:tr>
+        <w:tc>
+          <w:tcPr>
+            <w:tcW w:type="dxa" w:w="2160"/>
+          </w:tcPr>
+          <w:p>
+            <w:r>
+              <w:t>泰麒麟网络有限公司</w:t>
+            </w:r>
+          </w:p>
+        </w:tc>
+        <w:tc>
+          <w:tcPr>
+            <w:tcW w:type="dxa" w:w="2160"/>
+          </w:tcPr>
+          <w:p>
+            <w:r>
+              <w:t>云计算</w:t>
+            </w:r>
+          </w:p>
+        </w:tc>
+        <w:tc>
+          <w:tcPr>
+            <w:tcW w:type="dxa" w:w="2160"/>
+          </w:tcPr>
+          <w:p>
+            <w:r>
+              <w:t>658亿</w:t>
+            </w:r>
+          </w:p>
+        </w:tc>
+        <w:tc>
+          <w:tcPr>
+            <w:tcW w:type="dxa" w:w="2160"/>
+          </w:tcPr>
+          <w:p>
+            <w:r>
+              <w:t>17%</w:t>
+            </w:r>
+          </w:p>
+        </w:tc>
+      </w:tr>
+      <w:tr>
+        <w:tc>
+          <w:tcPr>
+            <w:tcW w:type="dxa" w:w="2160"/>
+          </w:tcPr>
+          <w:p>
+            <w:r>
+              <w:t>九方传媒有限公司</w:t>
+            </w:r>
+          </w:p>
+        </w:tc>
+        <w:tc>
+          <w:tcPr>
+            <w:tcW w:type="dxa" w:w="2160"/>
+          </w:tcPr>
+          <w:p>
+            <w:r>
+              <w:t>医疗科技</w:t>
+            </w:r>
+          </w:p>
+        </w:tc>
+        <w:tc>
+          <w:tcPr>
+            <w:tcW w:type="dxa" w:w="2160"/>
+          </w:tcPr>
+          <w:p>
+            <w:r>
+              <w:t>637亿</w:t>
+            </w:r>
+          </w:p>
+        </w:tc>
+        <w:tc>
+          <w:tcPr>
+            <w:tcW w:type="dxa" w:w="2160"/>
+          </w:tcPr>
+          <w:p>
+            <w:r>
+              <w:t>13%</w:t>
+            </w:r>
+          </w:p>
+        </w:tc>
+      </w:tr>
+      <w:tr>
+        <w:tc>
+          <w:tcPr>
+            <w:tcW w:type="dxa" w:w="2160"/>
+          </w:tcPr>
+          <w:p>
+            <w:r>
+              <w:t>戴硕电子网络有限公司</w:t>
+            </w:r>
+          </w:p>
+        </w:tc>
+        <w:tc>
+          <w:tcPr>
+            <w:tcW w:type="dxa" w:w="2160"/>
+          </w:tcPr>
+          <w:p>
+            <w:r>
+              <w:t>新能源</w:t>
+            </w:r>
+          </w:p>
+        </w:tc>
+        <w:tc>
+          <w:tcPr>
+            <w:tcW w:type="dxa" w:w="2160"/>
+          </w:tcPr>
+          <w:p>
+            <w:r>
+              <w:t>770亿</w:t>
+            </w:r>
+          </w:p>
+        </w:tc>
+        <w:tc>
+          <w:tcPr>
+            <w:tcW w:type="dxa" w:w="2160"/>
+          </w:tcPr>
+          <w:p>
+            <w:r>
+              <w:t>17%</w:t>
+            </w:r>
+          </w:p>
+        </w:tc>
+      </w:tr>
+      <w:tr>
+        <w:tc>
+          <w:tcPr>
+            <w:tcW w:type="dxa" w:w="2160"/>
+          </w:tcPr>
+          <w:p>
+            <w:r>
+              <w:t>良诺科技有限公司</w:t>
+            </w:r>
+          </w:p>
+        </w:tc>
+        <w:tc>
+          <w:tcPr>
+            <w:tcW w:type="dxa" w:w="2160"/>
+          </w:tcPr>
+          <w:p>
+            <w:r>
+              <w:t>云计算</w:t>
+            </w:r>
+          </w:p>
+        </w:tc>
+        <w:tc>
+          <w:tcPr>
+            <w:tcW w:type="dxa" w:w="2160"/>
+          </w:tcPr>
+          <w:p>
+            <w:r>
+              <w:t>181亿</w:t>
+            </w:r>
+          </w:p>
+        </w:tc>
+        <w:tc>
+          <w:tcPr>
+            <w:tcW w:type="dxa" w:w="2160"/>
+          </w:tcPr>
+          <w:p>
+            <w:r>
+              <w:t>22%</w:t>
+            </w:r>
+          </w:p>
+        </w:tc>
+      </w:tr>
+      <w:tr>
+        <w:tc>
+          <w:tcPr>
+            <w:tcW w:type="dxa" w:w="2160"/>
+          </w:tcPr>
+          <w:p>
+            <w:r>
+              <w:t>佳禾传媒有限公司</w:t>
+            </w:r>
+          </w:p>
+        </w:tc>
+        <w:tc>
+          <w:tcPr>
+            <w:tcW w:type="dxa" w:w="2160"/>
+          </w:tcPr>
+          <w:p>
+            <w:r>
+              <w:t>云计算</w:t>
+            </w:r>
+          </w:p>
+        </w:tc>
+        <w:tc>
+          <w:tcPr>
+            <w:tcW w:type="dxa" w:w="2160"/>
+          </w:tcPr>
+          <w:p>
+            <w:r>
+              <w:t>268亿</w:t>
+            </w:r>
+          </w:p>
+        </w:tc>
+        <w:tc>
+          <w:tcPr>
+            <w:tcW w:type="dxa" w:w="2160"/>
+          </w:tcPr>
+          <w:p>
+            <w:r>
+              <w:t>11%</w:t>
+            </w:r>
+          </w:p>
+        </w:tc>
+      </w:tr>
+      <w:tr>
+        <w:tc>
+          <w:tcPr>
+            <w:tcW w:type="dxa" w:w="2160"/>
+          </w:tcPr>
+          <w:p>
+            <w:r>
+              <w:t>雨林木风计算机科技有限公司</w:t>
+            </w:r>
+          </w:p>
+        </w:tc>
+        <w:tc>
+          <w:tcPr>
+            <w:tcW w:type="dxa" w:w="2160"/>
+          </w:tcPr>
+          <w:p>
+            <w:r>
+              <w:t>半导体</w:t>
+            </w:r>
+          </w:p>
+        </w:tc>
+        <w:tc>
+          <w:tcPr>
+            <w:tcW w:type="dxa" w:w="2160"/>
+          </w:tcPr>
+          <w:p>
+            <w:r>
+              <w:t>419亿</w:t>
+            </w:r>
+          </w:p>
+        </w:tc>
+        <w:tc>
+          <w:tcPr>
+            <w:tcW w:type="dxa" w:w="2160"/>
+          </w:tcPr>
+          <w:p>
+            <w:r>
+              <w:t>26%</w:t>
+            </w:r>
+          </w:p>
+        </w:tc>
+      </w:tr>
+      <w:tr>
+        <w:tc>
+          <w:tcPr>
+            <w:tcW w:type="dxa" w:w="2160"/>
+          </w:tcPr>
+          <w:p>
+            <w:r>
+              <w:t>泰麒麟网络有限公司</w:t>
+            </w:r>
+          </w:p>
+        </w:tc>
+        <w:tc>
+          <w:tcPr>
+            <w:tcW w:type="dxa" w:w="2160"/>
+          </w:tcPr>
+          <w:p>
+            <w:r>
+              <w:t>云计算</w:t>
+            </w:r>
+          </w:p>
+        </w:tc>
+        <w:tc>
+          <w:tcPr>
+            <w:tcW w:type="dxa" w:w="2160"/>
+          </w:tcPr>
+          <w:p>
+            <w:r>
+              <w:t>556亿</w:t>
+            </w:r>
+          </w:p>
+        </w:tc>
+        <w:tc>
+          <w:tcPr>
+            <w:tcW w:type="dxa" w:w="2160"/>
+          </w:tcPr>
+          <w:p>
+            <w:r>
+              <w:t>22%</w:t>
+            </w:r>
+          </w:p>
+        </w:tc>
+      </w:tr>
+      <w:tr>
+        <w:tc>
+          <w:tcPr>
+            <w:tcW w:type="dxa" w:w="2160"/>
+          </w:tcPr>
+          <w:p>
+            <w:r>
+              <w:t>昊嘉科技有限公司</w:t>
+            </w:r>
+          </w:p>
+        </w:tc>
+        <w:tc>
+          <w:tcPr>
+            <w:tcW w:type="dxa" w:w="2160"/>
+          </w:tcPr>
+          <w:p>
+            <w:r>
+              <w:t>医疗科技</w:t>
+            </w:r>
+          </w:p>
+        </w:tc>
+        <w:tc>
+          <w:tcPr>
+            <w:tcW w:type="dxa" w:w="2160"/>
+          </w:tcPr>
+          <w:p>
+            <w:r>
+              <w:t>232亿</w:t>
+            </w:r>
+          </w:p>
+        </w:tc>
+        <w:tc>
+          <w:tcPr>
+            <w:tcW w:type="dxa" w:w="2160"/>
+          </w:tcPr>
+          <w:p>
+            <w:r>
+              <w:t>22%</w:t>
+            </w:r>
+          </w:p>
+        </w:tc>
+      </w:tr>
+    </w:tbl>
+    <w:p>
+      <w:pPr>
+        <w:pStyle w:val="Heading1"/>
+      </w:pPr>
+      <w:r>
+        <w:t>行业分析 4</w:t>
+      </w:r>
+    </w:p>
+    <w:p>
+      <w:r>
+        <w:br/>
+        <w:t>联通时科传媒有限公司 是中国 消费科技 行业的重要企业之一。</w:t>
+        <w:br/>
+        <w:t>根据华辰资本 量化研究部 的研究，该公司成立于 2014 年，</w:t>
+        <w:br/>
+        <w:t>目前员工规模约 3667 人。公司近年来持续加大研发投入，</w:t>
+        <w:br/>
+        <w:t>在核心技术方面形成了较强的竞争壁垒。</w:t>
+        <w:br/>
+      </w:r>
+    </w:p>
+    <w:p>
+      <w:r>
+        <w:br/>
+        <w:t>方正科技信息有限公司 是中国 消费科技 行业的重要企业之一。</w:t>
+        <w:br/>
+        <w:t>根据华辰资本 投资委员会 的研究，该公司成立于 2006 年，</w:t>
+        <w:br/>
+        <w:t>目前员工规模约 4942 人。公司近年来持续加大研发投入，</w:t>
+        <w:br/>
+        <w:t>在核心技术方面形成了较强的竞争壁垒。</w:t>
+        <w:br/>
+      </w:r>
+    </w:p>
+    <w:p>
+      <w:r>
+        <w:br/>
+        <w:t>华辰资本旗下的 HC Energy Transition Fund 在最近的资产配置会议中</w:t>
+        <w:br/>
+        <w:t>讨论了 消费科技 行业的投资机会，并对 联软科技有限公司</w:t>
+        <w:br/>
+        <w:t>进行了重点评估。</w:t>
+        <w:br/>
+      </w:r>
+    </w:p>
+    <w:p>
+      <w:r>
+        <w:br/>
+        <w:t>华辰资本旗下的 HC Quant Arbitrage Fund 在最近的资产配置会议中</w:t>
+        <w:br/>
+        <w:t>讨论了 机器人 行业的投资机会，并对 图龙信息传媒有限公司</w:t>
+        <w:br/>
+        <w:t>进行了重点评估。</w:t>
+        <w:br/>
+      </w:r>
+    </w:p>
+    <w:p>
+      <w:r>
+        <w:br/>
+        <w:t>华辰资本旗下的 HC Alpha Growth Fund 在最近的资产配置会议中</w:t>
+        <w:br/>
+        <w:t>讨论了 云计算 行业的投资机会，并对 创联世纪信息有限公司</w:t>
+        <w:br/>
+        <w:t>进行了重点评估。</w:t>
         <w:br/>
       </w:r>
     </w:p>
@@ -2427,44 +2445,22 @@
     <w:p>
       <w:r>
         <w:br/>
-        <w:t>根据内部财务模型测算，华远软件信息有限公司 在未来三年</w:t>
+        <w:t>从产业链角度看，消费科技 行业主要由上游设备厂商、</w:t>
         <w:br/>
-        <w:t>收入复合增长率预计可达到 15% 左右。</w:t>
+        <w:t>中游平台企业以及下游应用厂商组成。</w:t>
         <w:br/>
-        <w:t>该预测基于行业需求增长以及公司产能扩张计划。</w:t>
+        <w:t>方正科技信息有限公司 主要位于产业链的 中游 环节。</w:t>
         <w:br/>
       </w:r>
     </w:p>
     <w:p>
       <w:r>
         <w:br/>
-        <w:t>华辰资本旗下的 HC Quant Arbitrage Fund 在最近的资产配置会议中</w:t>
+        <w:t>方正科技传媒有限公司 是中国 人工智能 行业的重要企业之一。</w:t>
         <w:br/>
-        <w:t>讨论了 机器人 行业的投资机会，并对 艾提科信科技有限公司</w:t>
+        <w:t>根据华辰资本 量化研究部 的研究，该公司成立于 2019 年，</w:t>
         <w:br/>
-        <w:t>进行了重点评估。</w:t>
-        <w:br/>
-      </w:r>
-    </w:p>
-    <w:p>
-      <w:r>
-        <w:br/>
-        <w:t>华辰资本旗下的 HC Alpha Growth Fund 在最近的资产配置会议中</w:t>
-        <w:br/>
-        <w:t>讨论了 云计算 行业的投资机会，并对 立信电子网络有限公司</w:t>
-        <w:br/>
-        <w:t>进行了重点评估。</w:t>
-        <w:br/>
-      </w:r>
-    </w:p>
-    <w:p>
-      <w:r>
-        <w:br/>
-        <w:t>济南亿次元网络有限公司 是中国 机器人 行业的重要企业之一。</w:t>
-        <w:br/>
-        <w:t>根据华辰资本 量化研究部 的研究，该公司成立于 2012 年，</w:t>
-        <w:br/>
-        <w:t>目前员工规模约 5029 人。公司近年来持续加大研发投入，</w:t>
+        <w:t>目前员工规模约 2043 人。公司近年来持续加大研发投入，</w:t>
         <w:br/>
         <w:t>在核心技术方面形成了较强的竞争壁垒。</w:t>
         <w:br/>
@@ -2530,37 +2526,37 @@
           </w:tcPr>
           <w:p>
             <w:r>
-              <w:t>浦华众城信息有限公司</w:t>
-            </w:r>
-          </w:p>
-        </w:tc>
-        <w:tc>
-          <w:tcPr>
-            <w:tcW w:type="dxa" w:w="2160"/>
-          </w:tcPr>
-          <w:p>
-            <w:r>
-              <w:t>云计算</w:t>
-            </w:r>
-          </w:p>
-        </w:tc>
-        <w:tc>
-          <w:tcPr>
-            <w:tcW w:type="dxa" w:w="2160"/>
-          </w:tcPr>
-          <w:p>
-            <w:r>
-              <w:t>110亿</w:t>
-            </w:r>
-          </w:p>
-        </w:tc>
-        <w:tc>
-          <w:tcPr>
-            <w:tcW w:type="dxa" w:w="2160"/>
-          </w:tcPr>
-          <w:p>
-            <w:r>
-              <w:t>20%</w:t>
+              <w:t>创汇传媒有限公司</w:t>
+            </w:r>
+          </w:p>
+        </w:tc>
+        <w:tc>
+          <w:tcPr>
+            <w:tcW w:type="dxa" w:w="2160"/>
+          </w:tcPr>
+          <w:p>
+            <w:r>
+              <w:t>新能源</w:t>
+            </w:r>
+          </w:p>
+        </w:tc>
+        <w:tc>
+          <w:tcPr>
+            <w:tcW w:type="dxa" w:w="2160"/>
+          </w:tcPr>
+          <w:p>
+            <w:r>
+              <w:t>555亿</w:t>
+            </w:r>
+          </w:p>
+        </w:tc>
+        <w:tc>
+          <w:tcPr>
+            <w:tcW w:type="dxa" w:w="2160"/>
+          </w:tcPr>
+          <w:p>
+            <w:r>
+              <w:t>8%</w:t>
             </w:r>
           </w:p>
         </w:tc>
@@ -2572,37 +2568,37 @@
           </w:tcPr>
           <w:p>
             <w:r>
-              <w:t>东方峻景传媒有限公司</w:t>
-            </w:r>
-          </w:p>
-        </w:tc>
-        <w:tc>
-          <w:tcPr>
-            <w:tcW w:type="dxa" w:w="2160"/>
-          </w:tcPr>
-          <w:p>
-            <w:r>
-              <w:t>新能源</w:t>
-            </w:r>
-          </w:p>
-        </w:tc>
-        <w:tc>
-          <w:tcPr>
-            <w:tcW w:type="dxa" w:w="2160"/>
-          </w:tcPr>
-          <w:p>
-            <w:r>
-              <w:t>604亿</w:t>
-            </w:r>
-          </w:p>
-        </w:tc>
-        <w:tc>
-          <w:tcPr>
-            <w:tcW w:type="dxa" w:w="2160"/>
-          </w:tcPr>
-          <w:p>
-            <w:r>
-              <w:t>8%</w:t>
+              <w:t>明腾传媒有限公司</w:t>
+            </w:r>
+          </w:p>
+        </w:tc>
+        <w:tc>
+          <w:tcPr>
+            <w:tcW w:type="dxa" w:w="2160"/>
+          </w:tcPr>
+          <w:p>
+            <w:r>
+              <w:t>人工智能</w:t>
+            </w:r>
+          </w:p>
+        </w:tc>
+        <w:tc>
+          <w:tcPr>
+            <w:tcW w:type="dxa" w:w="2160"/>
+          </w:tcPr>
+          <w:p>
+            <w:r>
+              <w:t>633亿</w:t>
+            </w:r>
+          </w:p>
+        </w:tc>
+        <w:tc>
+          <w:tcPr>
+            <w:tcW w:type="dxa" w:w="2160"/>
+          </w:tcPr>
+          <w:p>
+            <w:r>
+              <w:t>28%</w:t>
             </w:r>
           </w:p>
         </w:tc>
@@ -2614,37 +2610,37 @@
           </w:tcPr>
           <w:p>
             <w:r>
-              <w:t>创汇传媒有限公司</w:t>
-            </w:r>
-          </w:p>
-        </w:tc>
-        <w:tc>
-          <w:tcPr>
-            <w:tcW w:type="dxa" w:w="2160"/>
-          </w:tcPr>
-          <w:p>
-            <w:r>
-              <w:t>新能源</w:t>
-            </w:r>
-          </w:p>
-        </w:tc>
-        <w:tc>
-          <w:tcPr>
-            <w:tcW w:type="dxa" w:w="2160"/>
-          </w:tcPr>
-          <w:p>
-            <w:r>
-              <w:t>469亿</w:t>
-            </w:r>
-          </w:p>
-        </w:tc>
-        <w:tc>
-          <w:tcPr>
-            <w:tcW w:type="dxa" w:w="2160"/>
-          </w:tcPr>
-          <w:p>
-            <w:r>
-              <w:t>26%</w:t>
+              <w:t>九方传媒有限公司</w:t>
+            </w:r>
+          </w:p>
+        </w:tc>
+        <w:tc>
+          <w:tcPr>
+            <w:tcW w:type="dxa" w:w="2160"/>
+          </w:tcPr>
+          <w:p>
+            <w:r>
+              <w:t>医疗科技</w:t>
+            </w:r>
+          </w:p>
+        </w:tc>
+        <w:tc>
+          <w:tcPr>
+            <w:tcW w:type="dxa" w:w="2160"/>
+          </w:tcPr>
+          <w:p>
+            <w:r>
+              <w:t>106亿</w:t>
+            </w:r>
+          </w:p>
+        </w:tc>
+        <w:tc>
+          <w:tcPr>
+            <w:tcW w:type="dxa" w:w="2160"/>
+          </w:tcPr>
+          <w:p>
+            <w:r>
+              <w:t>15%</w:t>
             </w:r>
           </w:p>
         </w:tc>
@@ -2656,37 +2652,37 @@
           </w:tcPr>
           <w:p>
             <w:r>
-              <w:t>东方峻景网络有限公司</w:t>
-            </w:r>
-          </w:p>
-        </w:tc>
-        <w:tc>
-          <w:tcPr>
-            <w:tcW w:type="dxa" w:w="2160"/>
-          </w:tcPr>
-          <w:p>
-            <w:r>
-              <w:t>机器人</w:t>
-            </w:r>
-          </w:p>
-        </w:tc>
-        <w:tc>
-          <w:tcPr>
-            <w:tcW w:type="dxa" w:w="2160"/>
-          </w:tcPr>
-          <w:p>
-            <w:r>
-              <w:t>671亿</w:t>
-            </w:r>
-          </w:p>
-        </w:tc>
-        <w:tc>
-          <w:tcPr>
-            <w:tcW w:type="dxa" w:w="2160"/>
-          </w:tcPr>
-          <w:p>
-            <w:r>
-              <w:t>7%</w:t>
+              <w:t>泰麒麟网络有限公司</w:t>
+            </w:r>
+          </w:p>
+        </w:tc>
+        <w:tc>
+          <w:tcPr>
+            <w:tcW w:type="dxa" w:w="2160"/>
+          </w:tcPr>
+          <w:p>
+            <w:r>
+              <w:t>云计算</w:t>
+            </w:r>
+          </w:p>
+        </w:tc>
+        <w:tc>
+          <w:tcPr>
+            <w:tcW w:type="dxa" w:w="2160"/>
+          </w:tcPr>
+          <w:p>
+            <w:r>
+              <w:t>792亿</w:t>
+            </w:r>
+          </w:p>
+        </w:tc>
+        <w:tc>
+          <w:tcPr>
+            <w:tcW w:type="dxa" w:w="2160"/>
+          </w:tcPr>
+          <w:p>
+            <w:r>
+              <w:t>14%</w:t>
             </w:r>
           </w:p>
         </w:tc>
@@ -2698,37 +2694,37 @@
           </w:tcPr>
           <w:p>
             <w:r>
-              <w:t>富罳信息有限公司</w:t>
-            </w:r>
-          </w:p>
-        </w:tc>
-        <w:tc>
-          <w:tcPr>
-            <w:tcW w:type="dxa" w:w="2160"/>
-          </w:tcPr>
-          <w:p>
-            <w:r>
-              <w:t>医疗科技</w:t>
-            </w:r>
-          </w:p>
-        </w:tc>
-        <w:tc>
-          <w:tcPr>
-            <w:tcW w:type="dxa" w:w="2160"/>
-          </w:tcPr>
-          <w:p>
-            <w:r>
-              <w:t>365亿</w:t>
-            </w:r>
-          </w:p>
-        </w:tc>
-        <w:tc>
-          <w:tcPr>
-            <w:tcW w:type="dxa" w:w="2160"/>
-          </w:tcPr>
-          <w:p>
-            <w:r>
-              <w:t>5%</w:t>
+              <w:t>富罳网络有限公司</w:t>
+            </w:r>
+          </w:p>
+        </w:tc>
+        <w:tc>
+          <w:tcPr>
+            <w:tcW w:type="dxa" w:w="2160"/>
+          </w:tcPr>
+          <w:p>
+            <w:r>
+              <w:t>新能源</w:t>
+            </w:r>
+          </w:p>
+        </w:tc>
+        <w:tc>
+          <w:tcPr>
+            <w:tcW w:type="dxa" w:w="2160"/>
+          </w:tcPr>
+          <w:p>
+            <w:r>
+              <w:t>455亿</w:t>
+            </w:r>
+          </w:p>
+        </w:tc>
+        <w:tc>
+          <w:tcPr>
+            <w:tcW w:type="dxa" w:w="2160"/>
+          </w:tcPr>
+          <w:p>
+            <w:r>
+              <w:t>24%</w:t>
             </w:r>
           </w:p>
         </w:tc>
@@ -2740,37 +2736,37 @@
           </w:tcPr>
           <w:p>
             <w:r>
-              <w:t>昊嘉网络有限公司</w:t>
-            </w:r>
-          </w:p>
-        </w:tc>
-        <w:tc>
-          <w:tcPr>
-            <w:tcW w:type="dxa" w:w="2160"/>
-          </w:tcPr>
-          <w:p>
-            <w:r>
-              <w:t>新能源</w:t>
-            </w:r>
-          </w:p>
-        </w:tc>
-        <w:tc>
-          <w:tcPr>
-            <w:tcW w:type="dxa" w:w="2160"/>
-          </w:tcPr>
-          <w:p>
-            <w:r>
-              <w:t>153亿</w:t>
-            </w:r>
-          </w:p>
-        </w:tc>
-        <w:tc>
-          <w:tcPr>
-            <w:tcW w:type="dxa" w:w="2160"/>
-          </w:tcPr>
-          <w:p>
-            <w:r>
-              <w:t>23%</w:t>
+              <w:t>中建创业科技有限公司</w:t>
+            </w:r>
+          </w:p>
+        </w:tc>
+        <w:tc>
+          <w:tcPr>
+            <w:tcW w:type="dxa" w:w="2160"/>
+          </w:tcPr>
+          <w:p>
+            <w:r>
+              <w:t>半导体</w:t>
+            </w:r>
+          </w:p>
+        </w:tc>
+        <w:tc>
+          <w:tcPr>
+            <w:tcW w:type="dxa" w:w="2160"/>
+          </w:tcPr>
+          <w:p>
+            <w:r>
+              <w:t>739亿</w:t>
+            </w:r>
+          </w:p>
+        </w:tc>
+        <w:tc>
+          <w:tcPr>
+            <w:tcW w:type="dxa" w:w="2160"/>
+          </w:tcPr>
+          <w:p>
+            <w:r>
+              <w:t>15%</w:t>
             </w:r>
           </w:p>
         </w:tc>
@@ -2782,37 +2778,37 @@
           </w:tcPr>
           <w:p>
             <w:r>
-              <w:t>九方信息有限公司</w:t>
-            </w:r>
-          </w:p>
-        </w:tc>
-        <w:tc>
-          <w:tcPr>
-            <w:tcW w:type="dxa" w:w="2160"/>
-          </w:tcPr>
-          <w:p>
-            <w:r>
-              <w:t>新能源</w:t>
-            </w:r>
-          </w:p>
-        </w:tc>
-        <w:tc>
-          <w:tcPr>
-            <w:tcW w:type="dxa" w:w="2160"/>
-          </w:tcPr>
-          <w:p>
-            <w:r>
-              <w:t>658亿</w:t>
-            </w:r>
-          </w:p>
-        </w:tc>
-        <w:tc>
-          <w:tcPr>
-            <w:tcW w:type="dxa" w:w="2160"/>
-          </w:tcPr>
-          <w:p>
-            <w:r>
-              <w:t>22%</w:t>
+              <w:t>巨奥传媒有限公司</w:t>
+            </w:r>
+          </w:p>
+        </w:tc>
+        <w:tc>
+          <w:tcPr>
+            <w:tcW w:type="dxa" w:w="2160"/>
+          </w:tcPr>
+          <w:p>
+            <w:r>
+              <w:t>人工智能</w:t>
+            </w:r>
+          </w:p>
+        </w:tc>
+        <w:tc>
+          <w:tcPr>
+            <w:tcW w:type="dxa" w:w="2160"/>
+          </w:tcPr>
+          <w:p>
+            <w:r>
+              <w:t>157亿</w:t>
+            </w:r>
+          </w:p>
+        </w:tc>
+        <w:tc>
+          <w:tcPr>
+            <w:tcW w:type="dxa" w:w="2160"/>
+          </w:tcPr>
+          <w:p>
+            <w:r>
+              <w:t>20%</w:t>
             </w:r>
           </w:p>
         </w:tc>
@@ -2824,7 +2820,7 @@
           </w:tcPr>
           <w:p>
             <w:r>
-              <w:t>雨林木风计算机网络有限公司</w:t>
+              <w:t>九方传媒有限公司</w:t>
             </w:r>
           </w:p>
         </w:tc>
@@ -2844,17 +2840,17 @@
           </w:tcPr>
           <w:p>
             <w:r>
-              <w:t>164亿</w:t>
-            </w:r>
-          </w:p>
-        </w:tc>
-        <w:tc>
-          <w:tcPr>
-            <w:tcW w:type="dxa" w:w="2160"/>
-          </w:tcPr>
-          <w:p>
-            <w:r>
-              <w:t>23%</w:t>
+              <w:t>756亿</w:t>
+            </w:r>
+          </w:p>
+        </w:tc>
+        <w:tc>
+          <w:tcPr>
+            <w:tcW w:type="dxa" w:w="2160"/>
+          </w:tcPr>
+          <w:p>
+            <w:r>
+              <w:t>17%</w:t>
             </w:r>
           </w:p>
         </w:tc>
@@ -2866,37 +2862,37 @@
           </w:tcPr>
           <w:p>
             <w:r>
-              <w:t>创亿信息有限公司</w:t>
-            </w:r>
-          </w:p>
-        </w:tc>
-        <w:tc>
-          <w:tcPr>
-            <w:tcW w:type="dxa" w:w="2160"/>
-          </w:tcPr>
-          <w:p>
-            <w:r>
-              <w:t>医疗科技</w:t>
-            </w:r>
-          </w:p>
-        </w:tc>
-        <w:tc>
-          <w:tcPr>
-            <w:tcW w:type="dxa" w:w="2160"/>
-          </w:tcPr>
-          <w:p>
-            <w:r>
-              <w:t>156亿</w:t>
-            </w:r>
-          </w:p>
-        </w:tc>
-        <w:tc>
-          <w:tcPr>
-            <w:tcW w:type="dxa" w:w="2160"/>
-          </w:tcPr>
-          <w:p>
-            <w:r>
-              <w:t>20%</w:t>
+              <w:t>信诚致远科技有限公司</w:t>
+            </w:r>
+          </w:p>
+        </w:tc>
+        <w:tc>
+          <w:tcPr>
+            <w:tcW w:type="dxa" w:w="2160"/>
+          </w:tcPr>
+          <w:p>
+            <w:r>
+              <w:t>云计算</w:t>
+            </w:r>
+          </w:p>
+        </w:tc>
+        <w:tc>
+          <w:tcPr>
+            <w:tcW w:type="dxa" w:w="2160"/>
+          </w:tcPr>
+          <w:p>
+            <w:r>
+              <w:t>186亿</w:t>
+            </w:r>
+          </w:p>
+        </w:tc>
+        <w:tc>
+          <w:tcPr>
+            <w:tcW w:type="dxa" w:w="2160"/>
+          </w:tcPr>
+          <w:p>
+            <w:r>
+              <w:t>8%</w:t>
             </w:r>
           </w:p>
         </w:tc>
@@ -2908,37 +2904,37 @@
           </w:tcPr>
           <w:p>
             <w:r>
-              <w:t>信诚致远传媒有限公司</w:t>
-            </w:r>
-          </w:p>
-        </w:tc>
-        <w:tc>
-          <w:tcPr>
-            <w:tcW w:type="dxa" w:w="2160"/>
-          </w:tcPr>
-          <w:p>
-            <w:r>
-              <w:t>人工智能</w:t>
-            </w:r>
-          </w:p>
-        </w:tc>
-        <w:tc>
-          <w:tcPr>
-            <w:tcW w:type="dxa" w:w="2160"/>
-          </w:tcPr>
-          <w:p>
-            <w:r>
-              <w:t>361亿</w:t>
-            </w:r>
-          </w:p>
-        </w:tc>
-        <w:tc>
-          <w:tcPr>
-            <w:tcW w:type="dxa" w:w="2160"/>
-          </w:tcPr>
-          <w:p>
-            <w:r>
-              <w:t>20%</w:t>
+              <w:t>精芯信息有限公司</w:t>
+            </w:r>
+          </w:p>
+        </w:tc>
+        <w:tc>
+          <w:tcPr>
+            <w:tcW w:type="dxa" w:w="2160"/>
+          </w:tcPr>
+          <w:p>
+            <w:r>
+              <w:t>半导体</w:t>
+            </w:r>
+          </w:p>
+        </w:tc>
+        <w:tc>
+          <w:tcPr>
+            <w:tcW w:type="dxa" w:w="2160"/>
+          </w:tcPr>
+          <w:p>
+            <w:r>
+              <w:t>567亿</w:t>
+            </w:r>
+          </w:p>
+        </w:tc>
+        <w:tc>
+          <w:tcPr>
+            <w:tcW w:type="dxa" w:w="2160"/>
+          </w:tcPr>
+          <w:p>
+            <w:r>
+              <w:t>10%</w:t>
             </w:r>
           </w:p>
         </w:tc>
@@ -2950,7 +2946,7 @@
           </w:tcPr>
           <w:p>
             <w:r>
-              <w:t>九方网络有限公司</w:t>
+              <w:t>富罳网络有限公司</w:t>
             </w:r>
           </w:p>
         </w:tc>
@@ -2970,17 +2966,17 @@
           </w:tcPr>
           <w:p>
             <w:r>
-              <w:t>772亿</w:t>
-            </w:r>
-          </w:p>
-        </w:tc>
-        <w:tc>
-          <w:tcPr>
-            <w:tcW w:type="dxa" w:w="2160"/>
-          </w:tcPr>
-          <w:p>
-            <w:r>
-              <w:t>13%</w:t>
+              <w:t>694亿</w:t>
+            </w:r>
+          </w:p>
+        </w:tc>
+        <w:tc>
+          <w:tcPr>
+            <w:tcW w:type="dxa" w:w="2160"/>
+          </w:tcPr>
+          <w:p>
+            <w:r>
+              <w:t>29%</w:t>
             </w:r>
           </w:p>
         </w:tc>
@@ -2992,37 +2988,37 @@
           </w:tcPr>
           <w:p>
             <w:r>
-              <w:t>万迅电脑网络有限公司</w:t>
-            </w:r>
-          </w:p>
-        </w:tc>
-        <w:tc>
-          <w:tcPr>
-            <w:tcW w:type="dxa" w:w="2160"/>
-          </w:tcPr>
-          <w:p>
-            <w:r>
-              <w:t>半导体</w:t>
-            </w:r>
-          </w:p>
-        </w:tc>
-        <w:tc>
-          <w:tcPr>
-            <w:tcW w:type="dxa" w:w="2160"/>
-          </w:tcPr>
-          <w:p>
-            <w:r>
-              <w:t>250亿</w:t>
-            </w:r>
-          </w:p>
-        </w:tc>
-        <w:tc>
-          <w:tcPr>
-            <w:tcW w:type="dxa" w:w="2160"/>
-          </w:tcPr>
-          <w:p>
-            <w:r>
-              <w:t>12%</w:t>
+              <w:t>良诺科技有限公司</w:t>
+            </w:r>
+          </w:p>
+        </w:tc>
+        <w:tc>
+          <w:tcPr>
+            <w:tcW w:type="dxa" w:w="2160"/>
+          </w:tcPr>
+          <w:p>
+            <w:r>
+              <w:t>云计算</w:t>
+            </w:r>
+          </w:p>
+        </w:tc>
+        <w:tc>
+          <w:tcPr>
+            <w:tcW w:type="dxa" w:w="2160"/>
+          </w:tcPr>
+          <w:p>
+            <w:r>
+              <w:t>758亿</w:t>
+            </w:r>
+          </w:p>
+        </w:tc>
+        <w:tc>
+          <w:tcPr>
+            <w:tcW w:type="dxa" w:w="2160"/>
+          </w:tcPr>
+          <w:p>
+            <w:r>
+              <w:t>9%</w:t>
             </w:r>
           </w:p>
         </w:tc>
@@ -3034,7 +3030,7 @@
           </w:tcPr>
           <w:p>
             <w:r>
-              <w:t>迪摩科技有限公司</w:t>
+              <w:t>飞利信科技有限公司</w:t>
             </w:r>
           </w:p>
         </w:tc>
@@ -3054,17 +3050,17 @@
           </w:tcPr>
           <w:p>
             <w:r>
-              <w:t>197亿</w:t>
-            </w:r>
-          </w:p>
-        </w:tc>
-        <w:tc>
-          <w:tcPr>
-            <w:tcW w:type="dxa" w:w="2160"/>
-          </w:tcPr>
-          <w:p>
-            <w:r>
-              <w:t>12%</w:t>
+              <w:t>612亿</w:t>
+            </w:r>
+          </w:p>
+        </w:tc>
+        <w:tc>
+          <w:tcPr>
+            <w:tcW w:type="dxa" w:w="2160"/>
+          </w:tcPr>
+          <w:p>
+            <w:r>
+              <w:t>20%</w:t>
             </w:r>
           </w:p>
         </w:tc>
@@ -3076,37 +3072,37 @@
           </w:tcPr>
           <w:p>
             <w:r>
-              <w:t>华远软件信息有限公司</w:t>
-            </w:r>
-          </w:p>
-        </w:tc>
-        <w:tc>
-          <w:tcPr>
-            <w:tcW w:type="dxa" w:w="2160"/>
-          </w:tcPr>
-          <w:p>
-            <w:r>
-              <w:t>半导体</w:t>
-            </w:r>
-          </w:p>
-        </w:tc>
-        <w:tc>
-          <w:tcPr>
-            <w:tcW w:type="dxa" w:w="2160"/>
-          </w:tcPr>
-          <w:p>
-            <w:r>
-              <w:t>115亿</w:t>
-            </w:r>
-          </w:p>
-        </w:tc>
-        <w:tc>
-          <w:tcPr>
-            <w:tcW w:type="dxa" w:w="2160"/>
-          </w:tcPr>
-          <w:p>
-            <w:r>
-              <w:t>15%</w:t>
+              <w:t>九方传媒有限公司</w:t>
+            </w:r>
+          </w:p>
+        </w:tc>
+        <w:tc>
+          <w:tcPr>
+            <w:tcW w:type="dxa" w:w="2160"/>
+          </w:tcPr>
+          <w:p>
+            <w:r>
+              <w:t>医疗科技</w:t>
+            </w:r>
+          </w:p>
+        </w:tc>
+        <w:tc>
+          <w:tcPr>
+            <w:tcW w:type="dxa" w:w="2160"/>
+          </w:tcPr>
+          <w:p>
+            <w:r>
+              <w:t>659亿</w:t>
+            </w:r>
+          </w:p>
+        </w:tc>
+        <w:tc>
+          <w:tcPr>
+            <w:tcW w:type="dxa" w:w="2160"/>
+          </w:tcPr>
+          <w:p>
+            <w:r>
+              <w:t>23%</w:t>
             </w:r>
           </w:p>
         </w:tc>
@@ -3118,37 +3114,37 @@
           </w:tcPr>
           <w:p>
             <w:r>
-              <w:t>凌云网络有限公司</w:t>
-            </w:r>
-          </w:p>
-        </w:tc>
-        <w:tc>
-          <w:tcPr>
-            <w:tcW w:type="dxa" w:w="2160"/>
-          </w:tcPr>
-          <w:p>
-            <w:r>
-              <w:t>医疗科技</w:t>
-            </w:r>
-          </w:p>
-        </w:tc>
-        <w:tc>
-          <w:tcPr>
-            <w:tcW w:type="dxa" w:w="2160"/>
-          </w:tcPr>
-          <w:p>
-            <w:r>
-              <w:t>559亿</w:t>
-            </w:r>
-          </w:p>
-        </w:tc>
-        <w:tc>
-          <w:tcPr>
-            <w:tcW w:type="dxa" w:w="2160"/>
-          </w:tcPr>
-          <w:p>
-            <w:r>
-              <w:t>15%</w:t>
+              <w:t>华泰通安传媒有限公司</w:t>
+            </w:r>
+          </w:p>
+        </w:tc>
+        <w:tc>
+          <w:tcPr>
+            <w:tcW w:type="dxa" w:w="2160"/>
+          </w:tcPr>
+          <w:p>
+            <w:r>
+              <w:t>消费科技</w:t>
+            </w:r>
+          </w:p>
+        </w:tc>
+        <w:tc>
+          <w:tcPr>
+            <w:tcW w:type="dxa" w:w="2160"/>
+          </w:tcPr>
+          <w:p>
+            <w:r>
+              <w:t>355亿</w:t>
+            </w:r>
+          </w:p>
+        </w:tc>
+        <w:tc>
+          <w:tcPr>
+            <w:tcW w:type="dxa" w:w="2160"/>
+          </w:tcPr>
+          <w:p>
+            <w:r>
+              <w:t>23%</w:t>
             </w:r>
           </w:p>
         </w:tc>
@@ -3165,55 +3161,11 @@
     <w:p>
       <w:r>
         <w:br/>
-        <w:t>华辰资本旗下的 HC Quant Arbitrage Fund 在最近的资产配置会议中</w:t>
+        <w:t>风险管理部认为，消费科技 行业仍然面临若干</w:t>
         <w:br/>
-        <w:t>讨论了 新能源 行业的投资机会，并对 九方网络有限公司</w:t>
+        <w:t>不确定性因素，包括技术迭代风险、政策变化、</w:t>
         <w:br/>
-        <w:t>进行了重点评估。</w:t>
-        <w:br/>
-      </w:r>
-    </w:p>
-    <w:p>
-      <w:r>
-        <w:br/>
-        <w:t>华辰资本旗下的 HC Energy Transition Fund 在最近的资产配置会议中</w:t>
-        <w:br/>
-        <w:t>讨论了 医疗科技 行业的投资机会，并对 创联世纪科技有限公司</w:t>
-        <w:br/>
-        <w:t>进行了重点评估。</w:t>
-        <w:br/>
-      </w:r>
-    </w:p>
-    <w:p>
-      <w:r>
-        <w:br/>
-        <w:t>从产业链角度看，半导体 行业主要由上游设备厂商、</w:t>
-        <w:br/>
-        <w:t>中游平台企业以及下游应用厂商组成。</w:t>
-        <w:br/>
-        <w:t>浦华众城科技有限公司 主要位于产业链的 上游 环节。</w:t>
-        <w:br/>
-      </w:r>
-    </w:p>
-    <w:p>
-      <w:r>
-        <w:br/>
-        <w:t>华辰资本旗下的 HC Global Macro Fund 在最近的资产配置会议中</w:t>
-        <w:br/>
-        <w:t>讨论了 消费科技 行业的投资机会，并对 精芯信息有限公司</w:t>
-        <w:br/>
-        <w:t>进行了重点评估。</w:t>
-        <w:br/>
-      </w:r>
-    </w:p>
-    <w:p>
-      <w:r>
-        <w:br/>
-        <w:t>华辰资本旗下的 HC Energy Transition Fund 在最近的资产配置会议中</w:t>
-        <w:br/>
-        <w:t>讨论了 消费科技 行业的投资机会，并对 和泰传媒有限公司</w:t>
-        <w:br/>
-        <w:t>进行了重点评估。</w:t>
+        <w:t>以及市场竞争加剧等问题。</w:t>
         <w:br/>
       </w:r>
     </w:p>
@@ -3231,24 +3183,66 @@
     <w:p>
       <w:r>
         <w:br/>
-        <w:t>九方信息有限公司 是中国 新能源 行业的重要企业之一。</w:t>
+        <w:t>华辰资本旗下的 HC Quant Arbitrage Fund 在最近的资产配置会议中</w:t>
         <w:br/>
-        <w:t>根据华辰资本 量化研究部 的研究，该公司成立于 2011 年，</w:t>
+        <w:t>讨论了 消费科技 行业的投资机会，并对 联软科技有限公司</w:t>
         <w:br/>
-        <w:t>目前员工规模约 6198 人。公司近年来持续加大研发投入，</w:t>
-        <w:br/>
-        <w:t>在核心技术方面形成了较强的竞争壁垒。</w:t>
+        <w:t>进行了重点评估。</w:t>
         <w:br/>
       </w:r>
     </w:p>
     <w:p>
       <w:r>
         <w:br/>
-        <w:t>从产业链角度看，半导体 行业主要由上游设备厂商、</w:t>
+        <w:t>风险管理部认为，人工智能 行业仍然面临若干</w:t>
         <w:br/>
-        <w:t>中游平台企业以及下游应用厂商组成。</w:t>
+        <w:t>不确定性因素，包括技术迭代风险、政策变化、</w:t>
         <w:br/>
-        <w:t>万迅电脑网络有限公司 主要位于产业链的 中游 环节。</w:t>
+        <w:t>以及市场竞争加剧等问题。</w:t>
+        <w:br/>
+      </w:r>
+    </w:p>
+    <w:p>
+      <w:r>
+        <w:br/>
+        <w:t>风险管理部认为，云计算 行业仍然面临若干</w:t>
+        <w:br/>
+        <w:t>不确定性因素，包括技术迭代风险、政策变化、</w:t>
+        <w:br/>
+        <w:t>以及市场竞争加剧等问题。</w:t>
+        <w:br/>
+      </w:r>
+    </w:p>
+    <w:p>
+      <w:r>
+        <w:br/>
+        <w:t>根据内部财务模型测算，新格林耐特网络有限公司 在未来三年</w:t>
+        <w:br/>
+        <w:t>收入复合增长率预计可达到 19% 左右。</w:t>
+        <w:br/>
+        <w:t>该预测基于行业需求增长以及公司产能扩张计划。</w:t>
+        <w:br/>
+      </w:r>
+    </w:p>
+    <w:p>
+      <w:r>
+        <w:br/>
+        <w:t>根据内部财务模型测算，图龙信息传媒有限公司 在未来三年</w:t>
+        <w:br/>
+        <w:t>收入复合增长率预计可达到 33% 左右。</w:t>
+        <w:br/>
+        <w:t>该预测基于行业需求增长以及公司产能扩张计划。</w:t>
+        <w:br/>
+      </w:r>
+    </w:p>
+    <w:p>
+      <w:r>
+        <w:br/>
+        <w:t>华辰资本旗下的 HC Global Macro Fund 在最近的资产配置会议中</w:t>
+        <w:br/>
+        <w:t>讨论了 机器人 行业的投资机会，并对 通际名联网络有限公司</w:t>
+        <w:br/>
+        <w:t>进行了重点评估。</w:t>
         <w:br/>
       </w:r>
     </w:p>
@@ -3312,37 +3306,37 @@
           </w:tcPr>
           <w:p>
             <w:r>
-              <w:t>万迅电脑网络有限公司</w:t>
-            </w:r>
-          </w:p>
-        </w:tc>
-        <w:tc>
-          <w:tcPr>
-            <w:tcW w:type="dxa" w:w="2160"/>
-          </w:tcPr>
-          <w:p>
-            <w:r>
-              <w:t>半导体</w:t>
-            </w:r>
-          </w:p>
-        </w:tc>
-        <w:tc>
-          <w:tcPr>
-            <w:tcW w:type="dxa" w:w="2160"/>
-          </w:tcPr>
-          <w:p>
-            <w:r>
-              <w:t>451亿</w:t>
-            </w:r>
-          </w:p>
-        </w:tc>
-        <w:tc>
-          <w:tcPr>
-            <w:tcW w:type="dxa" w:w="2160"/>
-          </w:tcPr>
-          <w:p>
-            <w:r>
-              <w:t>19%</w:t>
+              <w:t>恩悌网络有限公司</w:t>
+            </w:r>
+          </w:p>
+        </w:tc>
+        <w:tc>
+          <w:tcPr>
+            <w:tcW w:type="dxa" w:w="2160"/>
+          </w:tcPr>
+          <w:p>
+            <w:r>
+              <w:t>新能源</w:t>
+            </w:r>
+          </w:p>
+        </w:tc>
+        <w:tc>
+          <w:tcPr>
+            <w:tcW w:type="dxa" w:w="2160"/>
+          </w:tcPr>
+          <w:p>
+            <w:r>
+              <w:t>553亿</w:t>
+            </w:r>
+          </w:p>
+        </w:tc>
+        <w:tc>
+          <w:tcPr>
+            <w:tcW w:type="dxa" w:w="2160"/>
+          </w:tcPr>
+          <w:p>
+            <w:r>
+              <w:t>23%</w:t>
             </w:r>
           </w:p>
         </w:tc>
@@ -3354,37 +3348,37 @@
           </w:tcPr>
           <w:p>
             <w:r>
-              <w:t>凌云网络有限公司</w:t>
-            </w:r>
-          </w:p>
-        </w:tc>
-        <w:tc>
-          <w:tcPr>
-            <w:tcW w:type="dxa" w:w="2160"/>
-          </w:tcPr>
-          <w:p>
-            <w:r>
-              <w:t>医疗科技</w:t>
-            </w:r>
-          </w:p>
-        </w:tc>
-        <w:tc>
-          <w:tcPr>
-            <w:tcW w:type="dxa" w:w="2160"/>
-          </w:tcPr>
-          <w:p>
-            <w:r>
-              <w:t>713亿</w:t>
-            </w:r>
-          </w:p>
-        </w:tc>
-        <w:tc>
-          <w:tcPr>
-            <w:tcW w:type="dxa" w:w="2160"/>
-          </w:tcPr>
-          <w:p>
-            <w:r>
-              <w:t>29%</w:t>
+              <w:t>惠派国际公司科技有限公司</w:t>
+            </w:r>
+          </w:p>
+        </w:tc>
+        <w:tc>
+          <w:tcPr>
+            <w:tcW w:type="dxa" w:w="2160"/>
+          </w:tcPr>
+          <w:p>
+            <w:r>
+              <w:t>人工智能</w:t>
+            </w:r>
+          </w:p>
+        </w:tc>
+        <w:tc>
+          <w:tcPr>
+            <w:tcW w:type="dxa" w:w="2160"/>
+          </w:tcPr>
+          <w:p>
+            <w:r>
+              <w:t>369亿</w:t>
+            </w:r>
+          </w:p>
+        </w:tc>
+        <w:tc>
+          <w:tcPr>
+            <w:tcW w:type="dxa" w:w="2160"/>
+          </w:tcPr>
+          <w:p>
+            <w:r>
+              <w:t>22%</w:t>
             </w:r>
           </w:p>
         </w:tc>
@@ -3396,37 +3390,37 @@
           </w:tcPr>
           <w:p>
             <w:r>
-              <w:t>华远软件信息有限公司</w:t>
-            </w:r>
-          </w:p>
-        </w:tc>
-        <w:tc>
-          <w:tcPr>
-            <w:tcW w:type="dxa" w:w="2160"/>
-          </w:tcPr>
-          <w:p>
-            <w:r>
-              <w:t>半导体</w:t>
-            </w:r>
-          </w:p>
-        </w:tc>
-        <w:tc>
-          <w:tcPr>
-            <w:tcW w:type="dxa" w:w="2160"/>
-          </w:tcPr>
-          <w:p>
-            <w:r>
-              <w:t>645亿</w:t>
-            </w:r>
-          </w:p>
-        </w:tc>
-        <w:tc>
-          <w:tcPr>
-            <w:tcW w:type="dxa" w:w="2160"/>
-          </w:tcPr>
-          <w:p>
-            <w:r>
-              <w:t>5%</w:t>
+              <w:t>鑫博腾飞信息有限公司</w:t>
+            </w:r>
+          </w:p>
+        </w:tc>
+        <w:tc>
+          <w:tcPr>
+            <w:tcW w:type="dxa" w:w="2160"/>
+          </w:tcPr>
+          <w:p>
+            <w:r>
+              <w:t>消费科技</w:t>
+            </w:r>
+          </w:p>
+        </w:tc>
+        <w:tc>
+          <w:tcPr>
+            <w:tcW w:type="dxa" w:w="2160"/>
+          </w:tcPr>
+          <w:p>
+            <w:r>
+              <w:t>439亿</w:t>
+            </w:r>
+          </w:p>
+        </w:tc>
+        <w:tc>
+          <w:tcPr>
+            <w:tcW w:type="dxa" w:w="2160"/>
+          </w:tcPr>
+          <w:p>
+            <w:r>
+              <w:t>24%</w:t>
             </w:r>
           </w:p>
         </w:tc>
@@ -3438,37 +3432,37 @@
           </w:tcPr>
           <w:p>
             <w:r>
-              <w:t>快讯网络有限公司</w:t>
-            </w:r>
-          </w:p>
-        </w:tc>
-        <w:tc>
-          <w:tcPr>
-            <w:tcW w:type="dxa" w:w="2160"/>
-          </w:tcPr>
-          <w:p>
-            <w:r>
-              <w:t>新能源</w:t>
-            </w:r>
-          </w:p>
-        </w:tc>
-        <w:tc>
-          <w:tcPr>
-            <w:tcW w:type="dxa" w:w="2160"/>
-          </w:tcPr>
-          <w:p>
-            <w:r>
-              <w:t>476亿</w:t>
-            </w:r>
-          </w:p>
-        </w:tc>
-        <w:tc>
-          <w:tcPr>
-            <w:tcW w:type="dxa" w:w="2160"/>
-          </w:tcPr>
-          <w:p>
-            <w:r>
-              <w:t>6%</w:t>
+              <w:t>明腾传媒有限公司</w:t>
+            </w:r>
+          </w:p>
+        </w:tc>
+        <w:tc>
+          <w:tcPr>
+            <w:tcW w:type="dxa" w:w="2160"/>
+          </w:tcPr>
+          <w:p>
+            <w:r>
+              <w:t>人工智能</w:t>
+            </w:r>
+          </w:p>
+        </w:tc>
+        <w:tc>
+          <w:tcPr>
+            <w:tcW w:type="dxa" w:w="2160"/>
+          </w:tcPr>
+          <w:p>
+            <w:r>
+              <w:t>121亿</w:t>
+            </w:r>
+          </w:p>
+        </w:tc>
+        <w:tc>
+          <w:tcPr>
+            <w:tcW w:type="dxa" w:w="2160"/>
+          </w:tcPr>
+          <w:p>
+            <w:r>
+              <w:t>25%</w:t>
             </w:r>
           </w:p>
         </w:tc>
@@ -3480,37 +3474,37 @@
           </w:tcPr>
           <w:p>
             <w:r>
-              <w:t>鸿睿思博信息有限公司</w:t>
-            </w:r>
-          </w:p>
-        </w:tc>
-        <w:tc>
-          <w:tcPr>
-            <w:tcW w:type="dxa" w:w="2160"/>
-          </w:tcPr>
-          <w:p>
-            <w:r>
-              <w:t>半导体</w:t>
-            </w:r>
-          </w:p>
-        </w:tc>
-        <w:tc>
-          <w:tcPr>
-            <w:tcW w:type="dxa" w:w="2160"/>
-          </w:tcPr>
-          <w:p>
-            <w:r>
-              <w:t>374亿</w:t>
-            </w:r>
-          </w:p>
-        </w:tc>
-        <w:tc>
-          <w:tcPr>
-            <w:tcW w:type="dxa" w:w="2160"/>
-          </w:tcPr>
-          <w:p>
-            <w:r>
-              <w:t>23%</w:t>
+              <w:t>鑫博腾飞信息有限公司</w:t>
+            </w:r>
+          </w:p>
+        </w:tc>
+        <w:tc>
+          <w:tcPr>
+            <w:tcW w:type="dxa" w:w="2160"/>
+          </w:tcPr>
+          <w:p>
+            <w:r>
+              <w:t>消费科技</w:t>
+            </w:r>
+          </w:p>
+        </w:tc>
+        <w:tc>
+          <w:tcPr>
+            <w:tcW w:type="dxa" w:w="2160"/>
+          </w:tcPr>
+          <w:p>
+            <w:r>
+              <w:t>192亿</w:t>
+            </w:r>
+          </w:p>
+        </w:tc>
+        <w:tc>
+          <w:tcPr>
+            <w:tcW w:type="dxa" w:w="2160"/>
+          </w:tcPr>
+          <w:p>
+            <w:r>
+              <w:t>5%</w:t>
             </w:r>
           </w:p>
         </w:tc>
@@ -3522,37 +3516,37 @@
           </w:tcPr>
           <w:p>
             <w:r>
-              <w:t>银嘉信息有限公司</w:t>
-            </w:r>
-          </w:p>
-        </w:tc>
-        <w:tc>
-          <w:tcPr>
-            <w:tcW w:type="dxa" w:w="2160"/>
-          </w:tcPr>
-          <w:p>
-            <w:r>
-              <w:t>消费科技</w:t>
-            </w:r>
-          </w:p>
-        </w:tc>
-        <w:tc>
-          <w:tcPr>
-            <w:tcW w:type="dxa" w:w="2160"/>
-          </w:tcPr>
-          <w:p>
-            <w:r>
-              <w:t>418亿</w:t>
-            </w:r>
-          </w:p>
-        </w:tc>
-        <w:tc>
-          <w:tcPr>
-            <w:tcW w:type="dxa" w:w="2160"/>
-          </w:tcPr>
-          <w:p>
-            <w:r>
-              <w:t>26%</w:t>
+              <w:t>艾提科信科技有限公司</w:t>
+            </w:r>
+          </w:p>
+        </w:tc>
+        <w:tc>
+          <w:tcPr>
+            <w:tcW w:type="dxa" w:w="2160"/>
+          </w:tcPr>
+          <w:p>
+            <w:r>
+              <w:t>云计算</w:t>
+            </w:r>
+          </w:p>
+        </w:tc>
+        <w:tc>
+          <w:tcPr>
+            <w:tcW w:type="dxa" w:w="2160"/>
+          </w:tcPr>
+          <w:p>
+            <w:r>
+              <w:t>553亿</w:t>
+            </w:r>
+          </w:p>
+        </w:tc>
+        <w:tc>
+          <w:tcPr>
+            <w:tcW w:type="dxa" w:w="2160"/>
+          </w:tcPr>
+          <w:p>
+            <w:r>
+              <w:t>28%</w:t>
             </w:r>
           </w:p>
         </w:tc>
@@ -3564,37 +3558,37 @@
           </w:tcPr>
           <w:p>
             <w:r>
-              <w:t>九方信息有限公司</w:t>
-            </w:r>
-          </w:p>
-        </w:tc>
-        <w:tc>
-          <w:tcPr>
-            <w:tcW w:type="dxa" w:w="2160"/>
-          </w:tcPr>
-          <w:p>
-            <w:r>
-              <w:t>新能源</w:t>
-            </w:r>
-          </w:p>
-        </w:tc>
-        <w:tc>
-          <w:tcPr>
-            <w:tcW w:type="dxa" w:w="2160"/>
-          </w:tcPr>
-          <w:p>
-            <w:r>
-              <w:t>752亿</w:t>
-            </w:r>
-          </w:p>
-        </w:tc>
-        <w:tc>
-          <w:tcPr>
-            <w:tcW w:type="dxa" w:w="2160"/>
-          </w:tcPr>
-          <w:p>
-            <w:r>
-              <w:t>10%</w:t>
+              <w:t>中建创业科技有限公司</w:t>
+            </w:r>
+          </w:p>
+        </w:tc>
+        <w:tc>
+          <w:tcPr>
+            <w:tcW w:type="dxa" w:w="2160"/>
+          </w:tcPr>
+          <w:p>
+            <w:r>
+              <w:t>半导体</w:t>
+            </w:r>
+          </w:p>
+        </w:tc>
+        <w:tc>
+          <w:tcPr>
+            <w:tcW w:type="dxa" w:w="2160"/>
+          </w:tcPr>
+          <w:p>
+            <w:r>
+              <w:t>408亿</w:t>
+            </w:r>
+          </w:p>
+        </w:tc>
+        <w:tc>
+          <w:tcPr>
+            <w:tcW w:type="dxa" w:w="2160"/>
+          </w:tcPr>
+          <w:p>
+            <w:r>
+              <w:t>28%</w:t>
             </w:r>
           </w:p>
         </w:tc>
@@ -3606,37 +3600,37 @@
           </w:tcPr>
           <w:p>
             <w:r>
-              <w:t>九方信息有限公司</w:t>
-            </w:r>
-          </w:p>
-        </w:tc>
-        <w:tc>
-          <w:tcPr>
-            <w:tcW w:type="dxa" w:w="2160"/>
-          </w:tcPr>
-          <w:p>
-            <w:r>
-              <w:t>新能源</w:t>
-            </w:r>
-          </w:p>
-        </w:tc>
-        <w:tc>
-          <w:tcPr>
-            <w:tcW w:type="dxa" w:w="2160"/>
-          </w:tcPr>
-          <w:p>
-            <w:r>
-              <w:t>799亿</w:t>
-            </w:r>
-          </w:p>
-        </w:tc>
-        <w:tc>
-          <w:tcPr>
-            <w:tcW w:type="dxa" w:w="2160"/>
-          </w:tcPr>
-          <w:p>
-            <w:r>
-              <w:t>27%</w:t>
+              <w:t>鑫博腾飞信息有限公司</w:t>
+            </w:r>
+          </w:p>
+        </w:tc>
+        <w:tc>
+          <w:tcPr>
+            <w:tcW w:type="dxa" w:w="2160"/>
+          </w:tcPr>
+          <w:p>
+            <w:r>
+              <w:t>消费科技</w:t>
+            </w:r>
+          </w:p>
+        </w:tc>
+        <w:tc>
+          <w:tcPr>
+            <w:tcW w:type="dxa" w:w="2160"/>
+          </w:tcPr>
+          <w:p>
+            <w:r>
+              <w:t>213亿</w:t>
+            </w:r>
+          </w:p>
+        </w:tc>
+        <w:tc>
+          <w:tcPr>
+            <w:tcW w:type="dxa" w:w="2160"/>
+          </w:tcPr>
+          <w:p>
+            <w:r>
+              <w:t>20%</w:t>
             </w:r>
           </w:p>
         </w:tc>
@@ -3648,37 +3642,37 @@
           </w:tcPr>
           <w:p>
             <w:r>
-              <w:t>浦华众城科技有限公司</w:t>
-            </w:r>
-          </w:p>
-        </w:tc>
-        <w:tc>
-          <w:tcPr>
-            <w:tcW w:type="dxa" w:w="2160"/>
-          </w:tcPr>
-          <w:p>
-            <w:r>
-              <w:t>半导体</w:t>
-            </w:r>
-          </w:p>
-        </w:tc>
-        <w:tc>
-          <w:tcPr>
-            <w:tcW w:type="dxa" w:w="2160"/>
-          </w:tcPr>
-          <w:p>
-            <w:r>
-              <w:t>207亿</w:t>
-            </w:r>
-          </w:p>
-        </w:tc>
-        <w:tc>
-          <w:tcPr>
-            <w:tcW w:type="dxa" w:w="2160"/>
-          </w:tcPr>
-          <w:p>
-            <w:r>
-              <w:t>22%</w:t>
+              <w:t>华泰通安传媒有限公司</w:t>
+            </w:r>
+          </w:p>
+        </w:tc>
+        <w:tc>
+          <w:tcPr>
+            <w:tcW w:type="dxa" w:w="2160"/>
+          </w:tcPr>
+          <w:p>
+            <w:r>
+              <w:t>消费科技</w:t>
+            </w:r>
+          </w:p>
+        </w:tc>
+        <w:tc>
+          <w:tcPr>
+            <w:tcW w:type="dxa" w:w="2160"/>
+          </w:tcPr>
+          <w:p>
+            <w:r>
+              <w:t>593亿</w:t>
+            </w:r>
+          </w:p>
+        </w:tc>
+        <w:tc>
+          <w:tcPr>
+            <w:tcW w:type="dxa" w:w="2160"/>
+          </w:tcPr>
+          <w:p>
+            <w:r>
+              <w:t>15%</w:t>
             </w:r>
           </w:p>
         </w:tc>
@@ -3690,37 +3684,37 @@
           </w:tcPr>
           <w:p>
             <w:r>
-              <w:t>雨林木风计算机科技有限公司</w:t>
-            </w:r>
-          </w:p>
-        </w:tc>
-        <w:tc>
-          <w:tcPr>
-            <w:tcW w:type="dxa" w:w="2160"/>
-          </w:tcPr>
-          <w:p>
-            <w:r>
-              <w:t>人工智能</w:t>
-            </w:r>
-          </w:p>
-        </w:tc>
-        <w:tc>
-          <w:tcPr>
-            <w:tcW w:type="dxa" w:w="2160"/>
-          </w:tcPr>
-          <w:p>
-            <w:r>
-              <w:t>774亿</w:t>
-            </w:r>
-          </w:p>
-        </w:tc>
-        <w:tc>
-          <w:tcPr>
-            <w:tcW w:type="dxa" w:w="2160"/>
-          </w:tcPr>
-          <w:p>
-            <w:r>
-              <w:t>30%</w:t>
+              <w:t>富罳网络有限公司</w:t>
+            </w:r>
+          </w:p>
+        </w:tc>
+        <w:tc>
+          <w:tcPr>
+            <w:tcW w:type="dxa" w:w="2160"/>
+          </w:tcPr>
+          <w:p>
+            <w:r>
+              <w:t>新能源</w:t>
+            </w:r>
+          </w:p>
+        </w:tc>
+        <w:tc>
+          <w:tcPr>
+            <w:tcW w:type="dxa" w:w="2160"/>
+          </w:tcPr>
+          <w:p>
+            <w:r>
+              <w:t>367亿</w:t>
+            </w:r>
+          </w:p>
+        </w:tc>
+        <w:tc>
+          <w:tcPr>
+            <w:tcW w:type="dxa" w:w="2160"/>
+          </w:tcPr>
+          <w:p>
+            <w:r>
+              <w:t>14%</w:t>
             </w:r>
           </w:p>
         </w:tc>
@@ -3732,37 +3726,37 @@
           </w:tcPr>
           <w:p>
             <w:r>
-              <w:t>易动力科技有限公司</w:t>
-            </w:r>
-          </w:p>
-        </w:tc>
-        <w:tc>
-          <w:tcPr>
-            <w:tcW w:type="dxa" w:w="2160"/>
-          </w:tcPr>
-          <w:p>
-            <w:r>
-              <w:t>云计算</w:t>
-            </w:r>
-          </w:p>
-        </w:tc>
-        <w:tc>
-          <w:tcPr>
-            <w:tcW w:type="dxa" w:w="2160"/>
-          </w:tcPr>
-          <w:p>
-            <w:r>
-              <w:t>593亿</w:t>
-            </w:r>
-          </w:p>
-        </w:tc>
-        <w:tc>
-          <w:tcPr>
-            <w:tcW w:type="dxa" w:w="2160"/>
-          </w:tcPr>
-          <w:p>
-            <w:r>
-              <w:t>12%</w:t>
+              <w:t>天开科技有限公司</w:t>
+            </w:r>
+          </w:p>
+        </w:tc>
+        <w:tc>
+          <w:tcPr>
+            <w:tcW w:type="dxa" w:w="2160"/>
+          </w:tcPr>
+          <w:p>
+            <w:r>
+              <w:t>消费科技</w:t>
+            </w:r>
+          </w:p>
+        </w:tc>
+        <w:tc>
+          <w:tcPr>
+            <w:tcW w:type="dxa" w:w="2160"/>
+          </w:tcPr>
+          <w:p>
+            <w:r>
+              <w:t>603亿</w:t>
+            </w:r>
+          </w:p>
+        </w:tc>
+        <w:tc>
+          <w:tcPr>
+            <w:tcW w:type="dxa" w:w="2160"/>
+          </w:tcPr>
+          <w:p>
+            <w:r>
+              <w:t>21%</w:t>
             </w:r>
           </w:p>
         </w:tc>
@@ -3774,37 +3768,37 @@
           </w:tcPr>
           <w:p>
             <w:r>
-              <w:t>凌云网络有限公司</w:t>
-            </w:r>
-          </w:p>
-        </w:tc>
-        <w:tc>
-          <w:tcPr>
-            <w:tcW w:type="dxa" w:w="2160"/>
-          </w:tcPr>
-          <w:p>
-            <w:r>
-              <w:t>医疗科技</w:t>
-            </w:r>
-          </w:p>
-        </w:tc>
-        <w:tc>
-          <w:tcPr>
-            <w:tcW w:type="dxa" w:w="2160"/>
-          </w:tcPr>
-          <w:p>
-            <w:r>
-              <w:t>719亿</w:t>
-            </w:r>
-          </w:p>
-        </w:tc>
-        <w:tc>
-          <w:tcPr>
-            <w:tcW w:type="dxa" w:w="2160"/>
-          </w:tcPr>
-          <w:p>
-            <w:r>
-              <w:t>29%</w:t>
+              <w:t>飞利信科技有限公司</w:t>
+            </w:r>
+          </w:p>
+        </w:tc>
+        <w:tc>
+          <w:tcPr>
+            <w:tcW w:type="dxa" w:w="2160"/>
+          </w:tcPr>
+          <w:p>
+            <w:r>
+              <w:t>人工智能</w:t>
+            </w:r>
+          </w:p>
+        </w:tc>
+        <w:tc>
+          <w:tcPr>
+            <w:tcW w:type="dxa" w:w="2160"/>
+          </w:tcPr>
+          <w:p>
+            <w:r>
+              <w:t>373亿</w:t>
+            </w:r>
+          </w:p>
+        </w:tc>
+        <w:tc>
+          <w:tcPr>
+            <w:tcW w:type="dxa" w:w="2160"/>
+          </w:tcPr>
+          <w:p>
+            <w:r>
+              <w:t>15%</w:t>
             </w:r>
           </w:p>
         </w:tc>
@@ -3816,7 +3810,7 @@
           </w:tcPr>
           <w:p>
             <w:r>
-              <w:t>飞利信科技有限公司</w:t>
+              <w:t>恩悌网络有限公司</w:t>
             </w:r>
           </w:p>
         </w:tc>
@@ -3836,17 +3830,17 @@
           </w:tcPr>
           <w:p>
             <w:r>
-              <w:t>241亿</w:t>
-            </w:r>
-          </w:p>
-        </w:tc>
-        <w:tc>
-          <w:tcPr>
-            <w:tcW w:type="dxa" w:w="2160"/>
-          </w:tcPr>
-          <w:p>
-            <w:r>
-              <w:t>6%</w:t>
+              <w:t>373亿</w:t>
+            </w:r>
+          </w:p>
+        </w:tc>
+        <w:tc>
+          <w:tcPr>
+            <w:tcW w:type="dxa" w:w="2160"/>
+          </w:tcPr>
+          <w:p>
+            <w:r>
+              <w:t>16%</w:t>
             </w:r>
           </w:p>
         </w:tc>
@@ -3858,37 +3852,37 @@
           </w:tcPr>
           <w:p>
             <w:r>
-              <w:t>雨林木风计算机科技有限公司</w:t>
-            </w:r>
-          </w:p>
-        </w:tc>
-        <w:tc>
-          <w:tcPr>
-            <w:tcW w:type="dxa" w:w="2160"/>
-          </w:tcPr>
-          <w:p>
-            <w:r>
-              <w:t>人工智能</w:t>
-            </w:r>
-          </w:p>
-        </w:tc>
-        <w:tc>
-          <w:tcPr>
-            <w:tcW w:type="dxa" w:w="2160"/>
-          </w:tcPr>
-          <w:p>
-            <w:r>
-              <w:t>341亿</w:t>
-            </w:r>
-          </w:p>
-        </w:tc>
-        <w:tc>
-          <w:tcPr>
-            <w:tcW w:type="dxa" w:w="2160"/>
-          </w:tcPr>
-          <w:p>
-            <w:r>
-              <w:t>13%</w:t>
+              <w:t>良诺科技有限公司</w:t>
+            </w:r>
+          </w:p>
+        </w:tc>
+        <w:tc>
+          <w:tcPr>
+            <w:tcW w:type="dxa" w:w="2160"/>
+          </w:tcPr>
+          <w:p>
+            <w:r>
+              <w:t>云计算</w:t>
+            </w:r>
+          </w:p>
+        </w:tc>
+        <w:tc>
+          <w:tcPr>
+            <w:tcW w:type="dxa" w:w="2160"/>
+          </w:tcPr>
+          <w:p>
+            <w:r>
+              <w:t>791亿</w:t>
+            </w:r>
+          </w:p>
+        </w:tc>
+        <w:tc>
+          <w:tcPr>
+            <w:tcW w:type="dxa" w:w="2160"/>
+          </w:tcPr>
+          <w:p>
+            <w:r>
+              <w:t>29%</w:t>
             </w:r>
           </w:p>
         </w:tc>
@@ -3900,37 +3894,37 @@
           </w:tcPr>
           <w:p>
             <w:r>
-              <w:t>易动力科技有限公司</w:t>
-            </w:r>
-          </w:p>
-        </w:tc>
-        <w:tc>
-          <w:tcPr>
-            <w:tcW w:type="dxa" w:w="2160"/>
-          </w:tcPr>
-          <w:p>
-            <w:r>
-              <w:t>云计算</w:t>
-            </w:r>
-          </w:p>
-        </w:tc>
-        <w:tc>
-          <w:tcPr>
-            <w:tcW w:type="dxa" w:w="2160"/>
-          </w:tcPr>
-          <w:p>
-            <w:r>
-              <w:t>713亿</w:t>
-            </w:r>
-          </w:p>
-        </w:tc>
-        <w:tc>
-          <w:tcPr>
-            <w:tcW w:type="dxa" w:w="2160"/>
-          </w:tcPr>
-          <w:p>
-            <w:r>
-              <w:t>7%</w:t>
+              <w:t>华泰通安传媒有限公司</w:t>
+            </w:r>
+          </w:p>
+        </w:tc>
+        <w:tc>
+          <w:tcPr>
+            <w:tcW w:type="dxa" w:w="2160"/>
+          </w:tcPr>
+          <w:p>
+            <w:r>
+              <w:t>消费科技</w:t>
+            </w:r>
+          </w:p>
+        </w:tc>
+        <w:tc>
+          <w:tcPr>
+            <w:tcW w:type="dxa" w:w="2160"/>
+          </w:tcPr>
+          <w:p>
+            <w:r>
+              <w:t>317亿</w:t>
+            </w:r>
+          </w:p>
+        </w:tc>
+        <w:tc>
+          <w:tcPr>
+            <w:tcW w:type="dxa" w:w="2160"/>
+          </w:tcPr>
+          <w:p>
+            <w:r>
+              <w:t>17%</w:t>
             </w:r>
           </w:p>
         </w:tc>
